--- a/labs/lab02/report/report.docx
+++ b/labs/lab02/report/report.docx
@@ -7,19 +7,25 @@
         <w:pStyle w:val="Title"/>
       </w:pPr>
       <w:r>
-        <w:t xml:space="preserve">Первоначальна</w:t>
+        <w:t xml:space="preserve">Отчет</w:t>
       </w:r>
       <w:r>
         <w:t xml:space="preserve"> </w:t>
       </w:r>
       <w:r>
-        <w:t xml:space="preserve">настройка</w:t>
+        <w:t xml:space="preserve">о</w:t>
       </w:r>
       <w:r>
         <w:t xml:space="preserve"> </w:t>
       </w:r>
       <w:r>
-        <w:t xml:space="preserve">git</w:t>
+        <w:t xml:space="preserve">лабораторной</w:t>
+      </w:r>
+      <w:r>
+        <w:t xml:space="preserve"> </w:t>
+      </w:r>
+      <w:r>
+        <w:t xml:space="preserve">работе</w:t>
       </w:r>
     </w:p>
     <w:p>
@@ -111,17 +117,11 @@
         <w:pStyle w:val="FirstParagraph"/>
       </w:pPr>
       <w:r>
-        <w:t xml:space="preserve">Изучить идеологию и применение средств контроля версий.</w:t>
-      </w:r>
-      <w:r>
-        <w:t xml:space="preserve"> </w:t>
-      </w:r>
-      <w:r>
-        <w:t xml:space="preserve">Освоить умения по работе с git.</w:t>
+        <w:t xml:space="preserve">Получить представление о работе с учетными записями пользователей и группами пользователей в операционной системе типа Linux</w:t>
       </w:r>
     </w:p>
     <w:bookmarkEnd w:id="20"/>
-    <w:bookmarkStart w:id="21" w:name="задание"/>
+    <w:bookmarkStart w:id="87" w:name="выполнение-лабораторной-работы"/>
     <w:p>
       <w:pPr>
         <w:pStyle w:val="Heading1"/>
@@ -136,7 +136,7 @@
         <w:tab/>
       </w:r>
       <w:r>
-        <w:t xml:space="preserve">Задание</w:t>
+        <w:t xml:space="preserve">Выполнение лабораторной работы</w:t>
       </w:r>
     </w:p>
     <w:p>
@@ -144,58 +144,7 @@
         <w:pStyle w:val="FirstParagraph"/>
       </w:pPr>
       <w:r>
-        <w:t xml:space="preserve">Создать базовую конфигурацию для работы с git.</w:t>
-      </w:r>
-      <w:r>
-        <w:t xml:space="preserve"> </w:t>
-      </w:r>
-      <w:r>
-        <w:t xml:space="preserve">Создать ключ SSH.Создать ключ PGP.</w:t>
-      </w:r>
-      <w:r>
-        <w:t xml:space="preserve"> </w:t>
-      </w:r>
-      <w:r>
-        <w:t xml:space="preserve">Настроить подписи git.</w:t>
-      </w:r>
-      <w:r>
-        <w:t xml:space="preserve"> </w:t>
-      </w:r>
-      <w:r>
-        <w:t xml:space="preserve">Зарегистрироваться на Github.</w:t>
-      </w:r>
-      <w:r>
-        <w:t xml:space="preserve"> </w:t>
-      </w:r>
-      <w:r>
-        <w:t xml:space="preserve">Создать локальный каталог для выполнения заданий по предмету.</w:t>
-      </w:r>
-    </w:p>
-    <w:bookmarkEnd w:id="21"/>
-    <w:bookmarkStart w:id="86" w:name="выполнение-лабораторной-работы"/>
-    <w:p>
-      <w:pPr>
-        <w:pStyle w:val="Heading1"/>
-      </w:pPr>
-      <w:r>
-        <w:rPr>
-          <w:rStyle w:val="SectionNumber"/>
-        </w:rPr>
-        <w:t xml:space="preserve">3</w:t>
-      </w:r>
-      <w:r>
-        <w:tab/>
-      </w:r>
-      <w:r>
-        <w:t xml:space="preserve">Выполнение лабораторной работы</w:t>
-      </w:r>
-    </w:p>
-    <w:p>
-      <w:pPr>
-        <w:pStyle w:val="FirstParagraph"/>
-      </w:pPr>
-      <w:r>
-        <w:t xml:space="preserve">Для начала установим Git</w:t>
+        <w:t xml:space="preserve">Для начала входим как обычный пользователь и открываем терминал далее ввводим команду whoami для того чтобы определить учетную запись (рис. 1).</w:t>
       </w:r>
     </w:p>
     <w:p>
@@ -205,20 +154,20 @@
       <w:r>
         <w:drawing>
           <wp:inline>
-            <wp:extent cx="5334000" cy="1586009"/>
+            <wp:extent cx="3733800" cy="292509"/>
             <wp:effectExtent b="0" l="0" r="0" t="0"/>
-            <wp:docPr descr="sc1" title="" id="23" name="Picture"/>
+            <wp:docPr descr="1" title="" id="22" name="Picture"/>
             <a:graphic>
               <a:graphicData uri="http://schemas.openxmlformats.org/drawingml/2006/picture">
                 <pic:pic>
                   <pic:nvPicPr>
-                    <pic:cNvPr descr="./image/screen1.jpg" id="24" name="Picture"/>
+                    <pic:cNvPr descr="image/1.png" id="23" name="Picture"/>
                     <pic:cNvPicPr>
                       <a:picLocks noChangeArrowheads="1" noChangeAspect="1"/>
                     </pic:cNvPicPr>
                   </pic:nvPicPr>
                   <pic:blipFill>
-                    <a:blip r:embed="rId22"/>
+                    <a:blip r:embed="rId21"/>
                     <a:stretch>
                       <a:fillRect/>
                     </a:stretch>
@@ -226,7 +175,7 @@
                   <pic:spPr bwMode="auto">
                     <a:xfrm>
                       <a:off x="0" y="0"/>
-                      <a:ext cx="5334000" cy="1586009"/>
+                      <a:ext cx="3733800" cy="292509"/>
                     </a:xfrm>
                     <a:prstGeom prst="rect">
                       <a:avLst/>
@@ -250,7 +199,7 @@
         <w:pStyle w:val="ImageCaption"/>
       </w:pPr>
       <w:r>
-        <w:t xml:space="preserve">sc1</w:t>
+        <w:t xml:space="preserve">Рис. 1: 1</w:t>
       </w:r>
     </w:p>
     <w:p>
@@ -258,7 +207,43 @@
         <w:pStyle w:val="BodyText"/>
       </w:pPr>
       <w:r>
-        <w:t xml:space="preserve">Теперь установим gh</w:t>
+        <w:t xml:space="preserve">Вводим команду id у нас выведиться uid=1000(sikaznacheev) gid=1000(sikaznacheev) groups=1000(sikaznacheev) (рис. 2).</w:t>
+      </w:r>
+    </w:p>
+    <w:p>
+      <w:pPr>
+        <w:pStyle w:val="Compact"/>
+        <w:numPr>
+          <w:ilvl w:val="0"/>
+          <w:numId w:val="1001"/>
+        </w:numPr>
+      </w:pPr>
+      <w:r>
+        <w:t xml:space="preserve">uid=1000(sikaznacheev) - индификатор пользователя</w:t>
+      </w:r>
+    </w:p>
+    <w:p>
+      <w:pPr>
+        <w:pStyle w:val="Compact"/>
+        <w:numPr>
+          <w:ilvl w:val="0"/>
+          <w:numId w:val="1001"/>
+        </w:numPr>
+      </w:pPr>
+      <w:r>
+        <w:t xml:space="preserve">gid=1000(sikaznacheev) - индификатор основной группы</w:t>
+      </w:r>
+    </w:p>
+    <w:p>
+      <w:pPr>
+        <w:pStyle w:val="Compact"/>
+        <w:numPr>
+          <w:ilvl w:val="0"/>
+          <w:numId w:val="1001"/>
+        </w:numPr>
+      </w:pPr>
+      <w:r>
+        <w:t xml:space="preserve">groups=1000(sikaznacheev) - список дополнительных группв которые входит пользователь</w:t>
       </w:r>
     </w:p>
     <w:p>
@@ -268,20 +253,20 @@
       <w:r>
         <w:drawing>
           <wp:inline>
-            <wp:extent cx="5334000" cy="2474451"/>
+            <wp:extent cx="3733800" cy="249536"/>
             <wp:effectExtent b="0" l="0" r="0" t="0"/>
-            <wp:docPr descr="screen2" title="" id="26" name="Picture"/>
+            <wp:docPr descr="2" title="" id="25" name="Picture"/>
             <a:graphic>
               <a:graphicData uri="http://schemas.openxmlformats.org/drawingml/2006/picture">
                 <pic:pic>
                   <pic:nvPicPr>
-                    <pic:cNvPr descr="./image/screen2.jpg" id="27" name="Picture"/>
+                    <pic:cNvPr descr="image/2.png" id="26" name="Picture"/>
                     <pic:cNvPicPr>
                       <a:picLocks noChangeArrowheads="1" noChangeAspect="1"/>
                     </pic:cNvPicPr>
                   </pic:nvPicPr>
                   <pic:blipFill>
-                    <a:blip r:embed="rId25"/>
+                    <a:blip r:embed="rId24"/>
                     <a:stretch>
                       <a:fillRect/>
                     </a:stretch>
@@ -289,7 +274,7 @@
                   <pic:spPr bwMode="auto">
                     <a:xfrm>
                       <a:off x="0" y="0"/>
-                      <a:ext cx="5334000" cy="2474451"/>
+                      <a:ext cx="3733800" cy="249536"/>
                     </a:xfrm>
                     <a:prstGeom prst="rect">
                       <a:avLst/>
@@ -313,7 +298,7 @@
         <w:pStyle w:val="ImageCaption"/>
       </w:pPr>
       <w:r>
-        <w:t xml:space="preserve">screen2</w:t>
+        <w:t xml:space="preserve">Рис. 2: 2</w:t>
       </w:r>
     </w:p>
     <w:p>
@@ -321,7 +306,51 @@
         <w:pStyle w:val="BodyText"/>
       </w:pPr>
       <w:r>
-        <w:t xml:space="preserve">Далее задаем имя владельца репозитория</w:t>
+        <w:t xml:space="preserve">Далее используем команду su для переключения к учетной записи root и набераем id рис. 3).</w:t>
+      </w:r>
+    </w:p>
+    <w:p>
+      <w:pPr>
+        <w:pStyle w:val="Compact"/>
+        <w:numPr>
+          <w:ilvl w:val="0"/>
+          <w:numId w:val="1002"/>
+        </w:numPr>
+      </w:pPr>
+      <w:r>
+        <w:t xml:space="preserve">uid=0(root) - индификатор пользователя</w:t>
+      </w:r>
+    </w:p>
+    <w:p>
+      <w:pPr>
+        <w:pStyle w:val="Compact"/>
+        <w:numPr>
+          <w:ilvl w:val="0"/>
+          <w:numId w:val="1002"/>
+        </w:numPr>
+      </w:pPr>
+      <w:r>
+        <w:t xml:space="preserve">gid=0(root) - индификатор основной группы</w:t>
+      </w:r>
+    </w:p>
+    <w:p>
+      <w:pPr>
+        <w:pStyle w:val="Compact"/>
+        <w:numPr>
+          <w:ilvl w:val="0"/>
+          <w:numId w:val="1002"/>
+        </w:numPr>
+      </w:pPr>
+      <w:r>
+        <w:t xml:space="preserve">groups=1000(root) - список дополнительных группв которые входит пользователь</w:t>
+      </w:r>
+    </w:p>
+    <w:p>
+      <w:pPr>
+        <w:pStyle w:val="FirstParagraph"/>
+      </w:pPr>
+      <w:r>
+        <w:t xml:space="preserve">И затем прописываем команду su sikaznacheev для того чтобы вернуться к учетной записи</w:t>
       </w:r>
     </w:p>
     <w:p>
@@ -331,20 +360,20 @@
       <w:r>
         <w:drawing>
           <wp:inline>
-            <wp:extent cx="5334000" cy="1025463"/>
+            <wp:extent cx="3733800" cy="647129"/>
             <wp:effectExtent b="0" l="0" r="0" t="0"/>
-            <wp:docPr descr="sc3" title="" id="29" name="Picture"/>
+            <wp:docPr descr="3" title="" id="28" name="Picture"/>
             <a:graphic>
               <a:graphicData uri="http://schemas.openxmlformats.org/drawingml/2006/picture">
                 <pic:pic>
                   <pic:nvPicPr>
-                    <pic:cNvPr descr="./image/screen3.jpg" id="30" name="Picture"/>
+                    <pic:cNvPr descr="image/3.png" id="29" name="Picture"/>
                     <pic:cNvPicPr>
                       <a:picLocks noChangeArrowheads="1" noChangeAspect="1"/>
                     </pic:cNvPicPr>
                   </pic:nvPicPr>
                   <pic:blipFill>
-                    <a:blip r:embed="rId28"/>
+                    <a:blip r:embed="rId27"/>
                     <a:stretch>
                       <a:fillRect/>
                     </a:stretch>
@@ -352,7 +381,7 @@
                   <pic:spPr bwMode="auto">
                     <a:xfrm>
                       <a:off x="0" y="0"/>
-                      <a:ext cx="5334000" cy="1025463"/>
+                      <a:ext cx="3733800" cy="647129"/>
                     </a:xfrm>
                     <a:prstGeom prst="rect">
                       <a:avLst/>
@@ -376,7 +405,7 @@
         <w:pStyle w:val="ImageCaption"/>
       </w:pPr>
       <w:r>
-        <w:t xml:space="preserve">sc3</w:t>
+        <w:t xml:space="preserve">Рис. 3: 3</w:t>
       </w:r>
     </w:p>
     <w:p>
@@ -384,7 +413,19 @@
         <w:pStyle w:val="BodyText"/>
       </w:pPr>
       <w:r>
-        <w:t xml:space="preserve">Далее задаем почту владельца git</w:t>
+        <w:t xml:space="preserve">Затем пропишем команду sudo -i visudo (рис. 4).</w:t>
+      </w:r>
+    </w:p>
+    <w:p>
+      <w:pPr>
+        <w:pStyle w:val="Compact"/>
+        <w:numPr>
+          <w:ilvl w:val="0"/>
+          <w:numId w:val="1003"/>
+        </w:numPr>
+      </w:pPr>
+      <w:r>
+        <w:t xml:space="preserve">sudo -i visudo нам позволяет смотреть файл в безопасном режиме и редактировать его</w:t>
       </w:r>
     </w:p>
     <w:p>
@@ -394,20 +435,20 @@
       <w:r>
         <w:drawing>
           <wp:inline>
-            <wp:extent cx="5334000" cy="1025463"/>
+            <wp:extent cx="3581400" cy="276225"/>
             <wp:effectExtent b="0" l="0" r="0" t="0"/>
-            <wp:docPr descr="sc_3" title="" id="31" name="Picture"/>
+            <wp:docPr descr="4" title="" id="31" name="Picture"/>
             <a:graphic>
               <a:graphicData uri="http://schemas.openxmlformats.org/drawingml/2006/picture">
                 <pic:pic>
                   <pic:nvPicPr>
-                    <pic:cNvPr descr="./image/screen3.jpg" id="32" name="Picture"/>
+                    <pic:cNvPr descr="image/4.png" id="32" name="Picture"/>
                     <pic:cNvPicPr>
                       <a:picLocks noChangeArrowheads="1" noChangeAspect="1"/>
                     </pic:cNvPicPr>
                   </pic:nvPicPr>
                   <pic:blipFill>
-                    <a:blip r:embed="rId28"/>
+                    <a:blip r:embed="rId30"/>
                     <a:stretch>
                       <a:fillRect/>
                     </a:stretch>
@@ -415,7 +456,7 @@
                   <pic:spPr bwMode="auto">
                     <a:xfrm>
                       <a:off x="0" y="0"/>
-                      <a:ext cx="5334000" cy="1025463"/>
+                      <a:ext cx="3581400" cy="276225"/>
                     </a:xfrm>
                     <a:prstGeom prst="rect">
                       <a:avLst/>
@@ -439,7 +480,7 @@
         <w:pStyle w:val="ImageCaption"/>
       </w:pPr>
       <w:r>
-        <w:t xml:space="preserve">sc_3</w:t>
+        <w:t xml:space="preserve">Рис. 4: 4</w:t>
       </w:r>
     </w:p>
     <w:p>
@@ -447,7 +488,55 @@
         <w:pStyle w:val="BodyText"/>
       </w:pPr>
       <w:r>
-        <w:t xml:space="preserve">Далее настроим котировку UTF-8 в выводе сообщения git</w:t>
+        <w:t xml:space="preserve">Далее находим в файле %wheel all=(all) all (рис. 5).</w:t>
+      </w:r>
+    </w:p>
+    <w:p>
+      <w:pPr>
+        <w:pStyle w:val="Compact"/>
+        <w:numPr>
+          <w:ilvl w:val="0"/>
+          <w:numId w:val="1004"/>
+        </w:numPr>
+      </w:pPr>
+      <w:r>
+        <w:t xml:space="preserve">%wheel - указывает на группу wheel в системе</w:t>
+      </w:r>
+    </w:p>
+    <w:p>
+      <w:pPr>
+        <w:pStyle w:val="Compact"/>
+        <w:numPr>
+          <w:ilvl w:val="0"/>
+          <w:numId w:val="1004"/>
+        </w:numPr>
+      </w:pPr>
+      <w:r>
+        <w:t xml:space="preserve">all= - разрешает выполнение команд на любом хосте</w:t>
+      </w:r>
+    </w:p>
+    <w:p>
+      <w:pPr>
+        <w:pStyle w:val="Compact"/>
+        <w:numPr>
+          <w:ilvl w:val="0"/>
+          <w:numId w:val="1004"/>
+        </w:numPr>
+      </w:pPr>
+      <w:r>
+        <w:t xml:space="preserve">(all) - разрешает выполнение команд от имени Любого пользователя</w:t>
+      </w:r>
+    </w:p>
+    <w:p>
+      <w:pPr>
+        <w:pStyle w:val="Compact"/>
+        <w:numPr>
+          <w:ilvl w:val="0"/>
+          <w:numId w:val="1004"/>
+        </w:numPr>
+      </w:pPr>
+      <w:r>
+        <w:t xml:space="preserve">all - разрешает выполение любой команды</w:t>
       </w:r>
     </w:p>
     <w:p>
@@ -457,20 +546,20 @@
       <w:r>
         <w:drawing>
           <wp:inline>
-            <wp:extent cx="5334000" cy="1025463"/>
+            <wp:extent cx="3733800" cy="339436"/>
             <wp:effectExtent b="0" l="0" r="0" t="0"/>
-            <wp:docPr descr="sc_3_1" title="" id="33" name="Picture"/>
+            <wp:docPr descr="5" title="" id="34" name="Picture"/>
             <a:graphic>
               <a:graphicData uri="http://schemas.openxmlformats.org/drawingml/2006/picture">
                 <pic:pic>
                   <pic:nvPicPr>
-                    <pic:cNvPr descr="./image/screen3.jpg" id="34" name="Picture"/>
+                    <pic:cNvPr descr="image/5.png" id="35" name="Picture"/>
                     <pic:cNvPicPr>
                       <a:picLocks noChangeArrowheads="1" noChangeAspect="1"/>
                     </pic:cNvPicPr>
                   </pic:nvPicPr>
                   <pic:blipFill>
-                    <a:blip r:embed="rId28"/>
+                    <a:blip r:embed="rId33"/>
                     <a:stretch>
                       <a:fillRect/>
                     </a:stretch>
@@ -478,7 +567,7 @@
                   <pic:spPr bwMode="auto">
                     <a:xfrm>
                       <a:off x="0" y="0"/>
-                      <a:ext cx="5334000" cy="1025463"/>
+                      <a:ext cx="3733800" cy="339436"/>
                     </a:xfrm>
                     <a:prstGeom prst="rect">
                       <a:avLst/>
@@ -502,7 +591,7 @@
         <w:pStyle w:val="ImageCaption"/>
       </w:pPr>
       <w:r>
-        <w:t xml:space="preserve">sc_3_1</w:t>
+        <w:t xml:space="preserve">Рис. 5: 5</w:t>
       </w:r>
     </w:p>
     <w:p>
@@ -510,7 +599,7 @@
         <w:pStyle w:val="BodyText"/>
       </w:pPr>
       <w:r>
-        <w:t xml:space="preserve">Зададим имя начальной ветки настроим параметры autocrlf и safecrlf</w:t>
+        <w:t xml:space="preserve">Создаем пользователя под именем alice проверяем добавилась ли alica в группу wheel введя команду id alice, далее задаем пароль для пользователя alice (рис. 6).</w:t>
       </w:r>
     </w:p>
     <w:p>
@@ -520,20 +609,20 @@
       <w:r>
         <w:drawing>
           <wp:inline>
-            <wp:extent cx="5334000" cy="713520"/>
+            <wp:extent cx="3733800" cy="480281"/>
             <wp:effectExtent b="0" l="0" r="0" t="0"/>
-            <wp:docPr descr="sc4" title="" id="36" name="Picture"/>
+            <wp:docPr descr="6" title="" id="37" name="Picture"/>
             <a:graphic>
               <a:graphicData uri="http://schemas.openxmlformats.org/drawingml/2006/picture">
                 <pic:pic>
                   <pic:nvPicPr>
-                    <pic:cNvPr descr="./image/screen4.jpg" id="37" name="Picture"/>
+                    <pic:cNvPr descr="image/6.png" id="38" name="Picture"/>
                     <pic:cNvPicPr>
                       <a:picLocks noChangeArrowheads="1" noChangeAspect="1"/>
                     </pic:cNvPicPr>
                   </pic:nvPicPr>
                   <pic:blipFill>
-                    <a:blip r:embed="rId35"/>
+                    <a:blip r:embed="rId36"/>
                     <a:stretch>
                       <a:fillRect/>
                     </a:stretch>
@@ -541,7 +630,7 @@
                   <pic:spPr bwMode="auto">
                     <a:xfrm>
                       <a:off x="0" y="0"/>
-                      <a:ext cx="5334000" cy="713520"/>
+                      <a:ext cx="3733800" cy="480281"/>
                     </a:xfrm>
                     <a:prstGeom prst="rect">
                       <a:avLst/>
@@ -565,7 +654,7 @@
         <w:pStyle w:val="ImageCaption"/>
       </w:pPr>
       <w:r>
-        <w:t xml:space="preserve">sc4</w:t>
+        <w:t xml:space="preserve">Рис. 6: 6</w:t>
       </w:r>
     </w:p>
     <w:p>
@@ -573,7 +662,7 @@
         <w:pStyle w:val="BodyText"/>
       </w:pPr>
       <w:r>
-        <w:t xml:space="preserve">Создадим ключ RSA размером 4096 бит</w:t>
+        <w:t xml:space="preserve">После чего переключаемся на пользователя alice и создаем нового пользователя с именем bob(рис. 7).</w:t>
       </w:r>
     </w:p>
     <w:p>
@@ -583,20 +672,20 @@
       <w:r>
         <w:drawing>
           <wp:inline>
-            <wp:extent cx="4667250" cy="3714750"/>
+            <wp:extent cx="3733800" cy="517640"/>
             <wp:effectExtent b="0" l="0" r="0" t="0"/>
-            <wp:docPr descr="sc5" title="" id="39" name="Picture"/>
+            <wp:docPr descr="7" title="" id="40" name="Picture"/>
             <a:graphic>
               <a:graphicData uri="http://schemas.openxmlformats.org/drawingml/2006/picture">
                 <pic:pic>
                   <pic:nvPicPr>
-                    <pic:cNvPr descr="./image/screen5.jpg" id="40" name="Picture"/>
+                    <pic:cNvPr descr="image/7.png" id="41" name="Picture"/>
                     <pic:cNvPicPr>
                       <a:picLocks noChangeArrowheads="1" noChangeAspect="1"/>
                     </pic:cNvPicPr>
                   </pic:nvPicPr>
                   <pic:blipFill>
-                    <a:blip r:embed="rId38"/>
+                    <a:blip r:embed="rId39"/>
                     <a:stretch>
                       <a:fillRect/>
                     </a:stretch>
@@ -604,7 +693,7 @@
                   <pic:spPr bwMode="auto">
                     <a:xfrm>
                       <a:off x="0" y="0"/>
-                      <a:ext cx="4667250" cy="3714750"/>
+                      <a:ext cx="3733800" cy="517640"/>
                     </a:xfrm>
                     <a:prstGeom prst="rect">
                       <a:avLst/>
@@ -628,7 +717,7 @@
         <w:pStyle w:val="ImageCaption"/>
       </w:pPr>
       <w:r>
-        <w:t xml:space="preserve">sc5</w:t>
+        <w:t xml:space="preserve">Рис. 7: 7</w:t>
       </w:r>
     </w:p>
     <w:p>
@@ -636,7 +725,7 @@
         <w:pStyle w:val="BodyText"/>
       </w:pPr>
       <w:r>
-        <w:t xml:space="preserve">Теперь создаем ключ по алгоритму ed22519</w:t>
+        <w:t xml:space="preserve">Создаем паполь дял пользователя bob и проверяем id и переключаемся в супер пользователя root (рис. 8).</w:t>
       </w:r>
     </w:p>
     <w:p>
@@ -646,20 +735,20 @@
       <w:r>
         <w:drawing>
           <wp:inline>
-            <wp:extent cx="4953000" cy="3895725"/>
+            <wp:extent cx="3314700" cy="800100"/>
             <wp:effectExtent b="0" l="0" r="0" t="0"/>
-            <wp:docPr descr="sc6" title="" id="42" name="Picture"/>
+            <wp:docPr descr="8" title="" id="43" name="Picture"/>
             <a:graphic>
               <a:graphicData uri="http://schemas.openxmlformats.org/drawingml/2006/picture">
                 <pic:pic>
                   <pic:nvPicPr>
-                    <pic:cNvPr descr="./image/screen6.jpg" id="43" name="Picture"/>
+                    <pic:cNvPr descr="image/8.png" id="44" name="Picture"/>
                     <pic:cNvPicPr>
                       <a:picLocks noChangeArrowheads="1" noChangeAspect="1"/>
                     </pic:cNvPicPr>
                   </pic:nvPicPr>
                   <pic:blipFill>
-                    <a:blip r:embed="rId41"/>
+                    <a:blip r:embed="rId42"/>
                     <a:stretch>
                       <a:fillRect/>
                     </a:stretch>
@@ -667,7 +756,7 @@
                   <pic:spPr bwMode="auto">
                     <a:xfrm>
                       <a:off x="0" y="0"/>
-                      <a:ext cx="4953000" cy="3895725"/>
+                      <a:ext cx="3314700" cy="800100"/>
                     </a:xfrm>
                     <a:prstGeom prst="rect">
                       <a:avLst/>
@@ -691,7 +780,7 @@
         <w:pStyle w:val="ImageCaption"/>
       </w:pPr>
       <w:r>
-        <w:t xml:space="preserve">sc6</w:t>
+        <w:t xml:space="preserve">Рис. 8: 8</w:t>
       </w:r>
     </w:p>
     <w:p>
@@ -699,7 +788,13 @@
         <w:pStyle w:val="BodyText"/>
       </w:pPr>
       <w:r>
-        <w:t xml:space="preserve">Теперь создаем gpg, выбираем из предложенных вариантов первый тим(тип RSA and RSA),размер 4096 бит и делаем срок ключа неограниченным</w:t>
+        <w:t xml:space="preserve">Открываем файл конфигурации /etc/login.defs для редактирования его проверяем что CREATE_HOME</w:t>
+      </w:r>
+      <w:r>
+        <w:t xml:space="preserve"> </w:t>
+      </w:r>
+      <w:r>
+        <w:t xml:space="preserve">стоит значение yes и также устанавливаем в USERGROUPS_ENAB параметр no (рис. 9).</w:t>
       </w:r>
     </w:p>
     <w:p>
@@ -709,20 +804,20 @@
       <w:r>
         <w:drawing>
           <wp:inline>
-            <wp:extent cx="4676775" cy="4962525"/>
+            <wp:extent cx="3733800" cy="2125119"/>
             <wp:effectExtent b="0" l="0" r="0" t="0"/>
-            <wp:docPr descr="sc7" title="" id="45" name="Picture"/>
+            <wp:docPr descr="9" title="" id="46" name="Picture"/>
             <a:graphic>
               <a:graphicData uri="http://schemas.openxmlformats.org/drawingml/2006/picture">
                 <pic:pic>
                   <pic:nvPicPr>
-                    <pic:cNvPr descr="./image/screen7.jpg" id="46" name="Picture"/>
+                    <pic:cNvPr descr="image/9.png" id="47" name="Picture"/>
                     <pic:cNvPicPr>
                       <a:picLocks noChangeArrowheads="1" noChangeAspect="1"/>
                     </pic:cNvPicPr>
                   </pic:nvPicPr>
                   <pic:blipFill>
-                    <a:blip r:embed="rId44"/>
+                    <a:blip r:embed="rId45"/>
                     <a:stretch>
                       <a:fillRect/>
                     </a:stretch>
@@ -730,7 +825,7 @@
                   <pic:spPr bwMode="auto">
                     <a:xfrm>
                       <a:off x="0" y="0"/>
-                      <a:ext cx="4676775" cy="4962525"/>
+                      <a:ext cx="3733800" cy="2125119"/>
                     </a:xfrm>
                     <a:prstGeom prst="rect">
                       <a:avLst/>
@@ -754,7 +849,7 @@
         <w:pStyle w:val="ImageCaption"/>
       </w:pPr>
       <w:r>
-        <w:t xml:space="preserve">sc7</w:t>
+        <w:t xml:space="preserve">Рис. 9: 9</w:t>
       </w:r>
     </w:p>
     <w:p>
@@ -762,7 +857,7 @@
         <w:pStyle w:val="BodyText"/>
       </w:pPr>
       <w:r>
-        <w:t xml:space="preserve">После нас просят ввести свои данные. Мы вводим имя и адрес электронной почты. После этого соглашаемся с генерацией ключа</w:t>
+        <w:t xml:space="preserve">После чего переходим в каталог /etc/skel и создаем там каталоги Pictures и Documents (рис. 10).</w:t>
       </w:r>
     </w:p>
     <w:p>
@@ -772,20 +867,20 @@
       <w:r>
         <w:drawing>
           <wp:inline>
-            <wp:extent cx="3000375" cy="438150"/>
+            <wp:extent cx="3733800" cy="539531"/>
             <wp:effectExtent b="0" l="0" r="0" t="0"/>
-            <wp:docPr descr="sc8" title="" id="48" name="Picture"/>
+            <wp:docPr descr="10" title="" id="49" name="Picture"/>
             <a:graphic>
               <a:graphicData uri="http://schemas.openxmlformats.org/drawingml/2006/picture">
                 <pic:pic>
                   <pic:nvPicPr>
-                    <pic:cNvPr descr="./image/screen8.jpg" id="49" name="Picture"/>
+                    <pic:cNvPr descr="image/10.png" id="50" name="Picture"/>
                     <pic:cNvPicPr>
                       <a:picLocks noChangeArrowheads="1" noChangeAspect="1"/>
                     </pic:cNvPicPr>
                   </pic:nvPicPr>
                   <pic:blipFill>
-                    <a:blip r:embed="rId47"/>
+                    <a:blip r:embed="rId48"/>
                     <a:stretch>
                       <a:fillRect/>
                     </a:stretch>
@@ -793,7 +888,7 @@
                   <pic:spPr bwMode="auto">
                     <a:xfrm>
                       <a:off x="0" y="0"/>
-                      <a:ext cx="3000375" cy="438150"/>
+                      <a:ext cx="3733800" cy="539531"/>
                     </a:xfrm>
                     <a:prstGeom prst="rect">
                       <a:avLst/>
@@ -817,7 +912,7 @@
         <w:pStyle w:val="ImageCaption"/>
       </w:pPr>
       <w:r>
-        <w:t xml:space="preserve">sc8</w:t>
+        <w:t xml:space="preserve">Рис. 10: 10</w:t>
       </w:r>
     </w:p>
     <w:p>
@@ -825,7 +920,7 @@
         <w:pStyle w:val="BodyText"/>
       </w:pPr>
       <w:r>
-        <w:t xml:space="preserve">Далее выводим список ключей gpg</w:t>
+        <w:t xml:space="preserve">После чего изменяем содержимое файла .bashrc, добавив строку - export EDITOR=/usr/bin/mceditor (рис. 11).</w:t>
       </w:r>
     </w:p>
     <w:p>
@@ -835,20 +930,20 @@
       <w:r>
         <w:drawing>
           <wp:inline>
-            <wp:extent cx="4819650" cy="1981200"/>
+            <wp:extent cx="3733800" cy="2972994"/>
             <wp:effectExtent b="0" l="0" r="0" t="0"/>
-            <wp:docPr descr="sc9" title="" id="51" name="Picture"/>
+            <wp:docPr descr="11" title="" id="52" name="Picture"/>
             <a:graphic>
               <a:graphicData uri="http://schemas.openxmlformats.org/drawingml/2006/picture">
                 <pic:pic>
                   <pic:nvPicPr>
-                    <pic:cNvPr descr="./image/screen9.jpg" id="52" name="Picture"/>
+                    <pic:cNvPr descr="image/11.png" id="53" name="Picture"/>
                     <pic:cNvPicPr>
                       <a:picLocks noChangeArrowheads="1" noChangeAspect="1"/>
                     </pic:cNvPicPr>
                   </pic:nvPicPr>
                   <pic:blipFill>
-                    <a:blip r:embed="rId50"/>
+                    <a:blip r:embed="rId51"/>
                     <a:stretch>
                       <a:fillRect/>
                     </a:stretch>
@@ -856,7 +951,7 @@
                   <pic:spPr bwMode="auto">
                     <a:xfrm>
                       <a:off x="0" y="0"/>
-                      <a:ext cx="4819650" cy="1981200"/>
+                      <a:ext cx="3733800" cy="2972994"/>
                     </a:xfrm>
                     <a:prstGeom prst="rect">
                       <a:avLst/>
@@ -880,7 +975,7 @@
         <w:pStyle w:val="ImageCaption"/>
       </w:pPr>
       <w:r>
-        <w:t xml:space="preserve">sc9</w:t>
+        <w:t xml:space="preserve">Рис. 11: 11</w:t>
       </w:r>
     </w:p>
     <w:p>
@@ -888,7 +983,7 @@
         <w:pStyle w:val="BodyText"/>
       </w:pPr>
       <w:r>
-        <w:t xml:space="preserve">Копируем наш ключ в буфер обмена</w:t>
+        <w:t xml:space="preserve">После переключения в терминале на учетную запись alice создаем нового пользователя под именем bob и устанавливаем пароль рис. 12).</w:t>
       </w:r>
     </w:p>
     <w:p>
@@ -898,20 +993,20 @@
       <w:r>
         <w:drawing>
           <wp:inline>
-            <wp:extent cx="5334000" cy="332780"/>
+            <wp:extent cx="3733800" cy="466725"/>
             <wp:effectExtent b="0" l="0" r="0" t="0"/>
-            <wp:docPr descr="sc10" title="" id="54" name="Picture"/>
+            <wp:docPr descr="12" title="" id="55" name="Picture"/>
             <a:graphic>
               <a:graphicData uri="http://schemas.openxmlformats.org/drawingml/2006/picture">
                 <pic:pic>
                   <pic:nvPicPr>
-                    <pic:cNvPr descr="./image/screen10.jpg" id="55" name="Picture"/>
+                    <pic:cNvPr descr="image/12.png" id="56" name="Picture"/>
                     <pic:cNvPicPr>
                       <a:picLocks noChangeArrowheads="1" noChangeAspect="1"/>
                     </pic:cNvPicPr>
                   </pic:nvPicPr>
                   <pic:blipFill>
-                    <a:blip r:embed="rId53"/>
+                    <a:blip r:embed="rId54"/>
                     <a:stretch>
                       <a:fillRect/>
                     </a:stretch>
@@ -919,7 +1014,7 @@
                   <pic:spPr bwMode="auto">
                     <a:xfrm>
                       <a:off x="0" y="0"/>
-                      <a:ext cx="5334000" cy="332780"/>
+                      <a:ext cx="3733800" cy="466725"/>
                     </a:xfrm>
                     <a:prstGeom prst="rect">
                       <a:avLst/>
@@ -943,7 +1038,7 @@
         <w:pStyle w:val="ImageCaption"/>
       </w:pPr>
       <w:r>
-        <w:t xml:space="preserve">sc10</w:t>
+        <w:t xml:space="preserve">Рис. 12: 12</w:t>
       </w:r>
     </w:p>
     <w:p>
@@ -951,7 +1046,7 @@
         <w:pStyle w:val="BodyText"/>
       </w:pPr>
       <w:r>
-        <w:t xml:space="preserve">Вставляем ключ на Github и задаем ему имя</w:t>
+        <w:t xml:space="preserve">Затем переходим в пользователя carol проверяем в какую первоначальную группу входит данный пользователь и проверяем что также создались каталоги Pictures и Documents (рис. 13).</w:t>
       </w:r>
     </w:p>
     <w:p>
@@ -961,20 +1056,20 @@
       <w:r>
         <w:drawing>
           <wp:inline>
-            <wp:extent cx="5334000" cy="3455830"/>
+            <wp:extent cx="3733800" cy="1750920"/>
             <wp:effectExtent b="0" l="0" r="0" t="0"/>
-            <wp:docPr descr="sc11" title="" id="57" name="Picture"/>
+            <wp:docPr descr="13" title="" id="58" name="Picture"/>
             <a:graphic>
               <a:graphicData uri="http://schemas.openxmlformats.org/drawingml/2006/picture">
                 <pic:pic>
                   <pic:nvPicPr>
-                    <pic:cNvPr descr="./image/screen11.jpg" id="58" name="Picture"/>
+                    <pic:cNvPr descr="image/13.png" id="59" name="Picture"/>
                     <pic:cNvPicPr>
                       <a:picLocks noChangeArrowheads="1" noChangeAspect="1"/>
                     </pic:cNvPicPr>
                   </pic:nvPicPr>
                   <pic:blipFill>
-                    <a:blip r:embed="rId56"/>
+                    <a:blip r:embed="rId57"/>
                     <a:stretch>
                       <a:fillRect/>
                     </a:stretch>
@@ -982,7 +1077,7 @@
                   <pic:spPr bwMode="auto">
                     <a:xfrm>
                       <a:off x="0" y="0"/>
-                      <a:ext cx="5334000" cy="3455830"/>
+                      <a:ext cx="3733800" cy="1750920"/>
                     </a:xfrm>
                     <a:prstGeom prst="rect">
                       <a:avLst/>
@@ -1006,7 +1101,7 @@
         <w:pStyle w:val="ImageCaption"/>
       </w:pPr>
       <w:r>
-        <w:t xml:space="preserve">sc11</w:t>
+        <w:t xml:space="preserve">Рис. 13: 13</w:t>
       </w:r>
     </w:p>
     <w:p>
@@ -1014,28 +1109,38 @@
         <w:pStyle w:val="BodyText"/>
       </w:pPr>
       <w:r>
-        <w:t xml:space="preserve">Теперь произведем автоматическую настройку подписей</w:t>
-      </w:r>
-      <w:r>
-        <w:t xml:space="preserve"> </w:t>
-      </w:r>
+        <w:t xml:space="preserve">Переключаемся в терминале на пользователя alice и пишем команду sudo cat /etc/shadow | grep carol</w:t>
+      </w:r>
+    </w:p>
+    <w:p>
+      <w:pPr>
+        <w:pStyle w:val="BodyText"/>
+      </w:pPr>
+      <w:r>
+        <w:t xml:space="preserve">У нас выведится зашифрованный пароль дальше будет дата изменение пароля, минимальный срок действия у нас это 0 далее максимальное срок действия пароля 99999 и количество дней на предупреждение пользователяоб истечении срока действия пароля (рис. 14).</w:t>
+      </w:r>
+    </w:p>
+    <w:p>
+      <w:pPr>
+        <w:pStyle w:val="CaptionedFigure"/>
+      </w:pPr>
       <w:r>
         <w:drawing>
           <wp:inline>
-            <wp:extent cx="5181600" cy="819150"/>
+            <wp:extent cx="3733800" cy="501297"/>
             <wp:effectExtent b="0" l="0" r="0" t="0"/>
-            <wp:docPr descr="sc12" title="" id="60" name="Picture"/>
+            <wp:docPr descr="14" title="" id="61" name="Picture"/>
             <a:graphic>
               <a:graphicData uri="http://schemas.openxmlformats.org/drawingml/2006/picture">
                 <pic:pic>
                   <pic:nvPicPr>
-                    <pic:cNvPr descr="./image/screen12.jpg" id="61" name="Picture"/>
+                    <pic:cNvPr descr="image/14.png" id="62" name="Picture"/>
                     <pic:cNvPicPr>
                       <a:picLocks noChangeArrowheads="1" noChangeAspect="1"/>
                     </pic:cNvPicPr>
                   </pic:nvPicPr>
                   <pic:blipFill>
-                    <a:blip r:embed="rId59"/>
+                    <a:blip r:embed="rId60"/>
                     <a:stretch>
                       <a:fillRect/>
                     </a:stretch>
@@ -1043,7 +1148,7 @@
                   <pic:spPr bwMode="auto">
                     <a:xfrm>
                       <a:off x="0" y="0"/>
-                      <a:ext cx="5181600" cy="819150"/>
+                      <a:ext cx="3733800" cy="501297"/>
                     </a:xfrm>
                     <a:prstGeom prst="rect">
                       <a:avLst/>
@@ -1064,16 +1169,18 @@
     </w:p>
     <w:p>
       <w:pPr>
+        <w:pStyle w:val="ImageCaption"/>
+      </w:pPr>
+      <w:r>
+        <w:t xml:space="preserve">Рис. 14: 14</w:t>
+      </w:r>
+    </w:p>
+    <w:p>
+      <w:pPr>
         <w:pStyle w:val="BodyText"/>
       </w:pPr>
       <w:r>
-        <w:t xml:space="preserve">После нам нужно авторизироватся в github с помощью gh. Мы выбираем сайт для авторизации(Github),после выбираем</w:t>
-      </w:r>
-      <w:r>
-        <w:t xml:space="preserve"> </w:t>
-      </w:r>
-      <w:r>
-        <w:t xml:space="preserve">предпочитаемый протокол (SSH), публичный ключ SSH ключ (id_rsa.pub) и имя для ключа sway. В качестве способа авторизации выбираем авторизацию через браузер</w:t>
+        <w:t xml:space="preserve">После чего меняем свойства пользователя carol следуюзщей командой sudo passwd -n 30 -w 3 -x 90 carol рис. 15).</w:t>
       </w:r>
     </w:p>
     <w:p>
@@ -1083,20 +1190,20 @@
       <w:r>
         <w:drawing>
           <wp:inline>
-            <wp:extent cx="5181600" cy="2495550"/>
+            <wp:extent cx="3733800" cy="304927"/>
             <wp:effectExtent b="0" l="0" r="0" t="0"/>
-            <wp:docPr descr="sc13" title="" id="63" name="Picture"/>
+            <wp:docPr descr="15" title="" id="64" name="Picture"/>
             <a:graphic>
               <a:graphicData uri="http://schemas.openxmlformats.org/drawingml/2006/picture">
                 <pic:pic>
                   <pic:nvPicPr>
-                    <pic:cNvPr descr="./image/screen13.jpg" id="64" name="Picture"/>
+                    <pic:cNvPr descr="image/15.png" id="65" name="Picture"/>
                     <pic:cNvPicPr>
                       <a:picLocks noChangeArrowheads="1" noChangeAspect="1"/>
                     </pic:cNvPicPr>
                   </pic:nvPicPr>
                   <pic:blipFill>
-                    <a:blip r:embed="rId62"/>
+                    <a:blip r:embed="rId63"/>
                     <a:stretch>
                       <a:fillRect/>
                     </a:stretch>
@@ -1104,7 +1211,7 @@
                   <pic:spPr bwMode="auto">
                     <a:xfrm>
                       <a:off x="0" y="0"/>
-                      <a:ext cx="5181600" cy="2495550"/>
+                      <a:ext cx="3733800" cy="304927"/>
                     </a:xfrm>
                     <a:prstGeom prst="rect">
                       <a:avLst/>
@@ -1128,7 +1235,7 @@
         <w:pStyle w:val="ImageCaption"/>
       </w:pPr>
       <w:r>
-        <w:t xml:space="preserve">sc13</w:t>
+        <w:t xml:space="preserve">Рис. 15: 15</w:t>
       </w:r>
     </w:p>
     <w:p>
@@ -1136,7 +1243,7 @@
         <w:pStyle w:val="BodyText"/>
       </w:pPr>
       <w:r>
-        <w:t xml:space="preserve">Теперь создаем рабочую директорию курса и переходим в неё</w:t>
+        <w:t xml:space="preserve">Теперь у нас будет 90 дней это когда пароль истечет срок действия за 3 дня будет предупреждение и пароль должен использоваться 30 дней до его изменения (рис. 16).</w:t>
       </w:r>
     </w:p>
     <w:p>
@@ -1146,20 +1253,20 @@
       <w:r>
         <w:drawing>
           <wp:inline>
-            <wp:extent cx="5095875" cy="485775"/>
+            <wp:extent cx="3733800" cy="214339"/>
             <wp:effectExtent b="0" l="0" r="0" t="0"/>
-            <wp:docPr descr="sc14" title="" id="66" name="Picture"/>
+            <wp:docPr descr="16" title="" id="67" name="Picture"/>
             <a:graphic>
               <a:graphicData uri="http://schemas.openxmlformats.org/drawingml/2006/picture">
                 <pic:pic>
                   <pic:nvPicPr>
-                    <pic:cNvPr descr="./image/screen14.jpg" id="67" name="Picture"/>
+                    <pic:cNvPr descr="image/16.png" id="68" name="Picture"/>
                     <pic:cNvPicPr>
                       <a:picLocks noChangeArrowheads="1" noChangeAspect="1"/>
                     </pic:cNvPicPr>
                   </pic:nvPicPr>
                   <pic:blipFill>
-                    <a:blip r:embed="rId65"/>
+                    <a:blip r:embed="rId66"/>
                     <a:stretch>
                       <a:fillRect/>
                     </a:stretch>
@@ -1167,7 +1274,7 @@
                   <pic:spPr bwMode="auto">
                     <a:xfrm>
                       <a:off x="0" y="0"/>
-                      <a:ext cx="5095875" cy="485775"/>
+                      <a:ext cx="3733800" cy="214339"/>
                     </a:xfrm>
                     <a:prstGeom prst="rect">
                       <a:avLst/>
@@ -1191,7 +1298,7 @@
         <w:pStyle w:val="ImageCaption"/>
       </w:pPr>
       <w:r>
-        <w:t xml:space="preserve">sc14</w:t>
+        <w:t xml:space="preserve">Рис. 16: 16</w:t>
       </w:r>
     </w:p>
     <w:p>
@@ -1199,7 +1306,7 @@
         <w:pStyle w:val="BodyText"/>
       </w:pPr>
       <w:r>
-        <w:t xml:space="preserve">Создаем репозиторий для лабораторных работ из шаблона</w:t>
+        <w:t xml:space="preserve">Проверяем что индификатор alice существует во всех трех файлах командой sudo cat /etc/shadow | grep caro (рис. 17).</w:t>
       </w:r>
     </w:p>
     <w:p>
@@ -1209,20 +1316,20 @@
       <w:r>
         <w:drawing>
           <wp:inline>
-            <wp:extent cx="4162425" cy="1038225"/>
+            <wp:extent cx="3733800" cy="531477"/>
             <wp:effectExtent b="0" l="0" r="0" t="0"/>
-            <wp:docPr descr="sc15" title="" id="69" name="Picture"/>
+            <wp:docPr descr="17" title="" id="70" name="Picture"/>
             <a:graphic>
               <a:graphicData uri="http://schemas.openxmlformats.org/drawingml/2006/picture">
                 <pic:pic>
                   <pic:nvPicPr>
-                    <pic:cNvPr descr="./image/screen15.jpg" id="70" name="Picture"/>
+                    <pic:cNvPr descr="image/17.png" id="71" name="Picture"/>
                     <pic:cNvPicPr>
                       <a:picLocks noChangeArrowheads="1" noChangeAspect="1"/>
                     </pic:cNvPicPr>
                   </pic:nvPicPr>
                   <pic:blipFill>
-                    <a:blip r:embed="rId68"/>
+                    <a:blip r:embed="rId69"/>
                     <a:stretch>
                       <a:fillRect/>
                     </a:stretch>
@@ -1230,7 +1337,7 @@
                   <pic:spPr bwMode="auto">
                     <a:xfrm>
                       <a:off x="0" y="0"/>
-                      <a:ext cx="4162425" cy="1038225"/>
+                      <a:ext cx="3733800" cy="531477"/>
                     </a:xfrm>
                     <a:prstGeom prst="rect">
                       <a:avLst/>
@@ -1254,7 +1361,7 @@
         <w:pStyle w:val="ImageCaption"/>
       </w:pPr>
       <w:r>
-        <w:t xml:space="preserve">sc15</w:t>
+        <w:t xml:space="preserve">Рис. 17: 17</w:t>
       </w:r>
     </w:p>
     <w:p>
@@ -1262,7 +1369,7 @@
         <w:pStyle w:val="BodyText"/>
       </w:pPr>
       <w:r>
-        <w:t xml:space="preserve">И клонируем его к себе на компьютер</w:t>
+        <w:t xml:space="preserve">И убеждаемся что индификатор carol существует не во всех трех файлах (рис. 18).</w:t>
       </w:r>
     </w:p>
     <w:p>
@@ -1272,20 +1379,20 @@
       <w:r>
         <w:drawing>
           <wp:inline>
-            <wp:extent cx="5324475" cy="2019300"/>
+            <wp:extent cx="3733800" cy="298704"/>
             <wp:effectExtent b="0" l="0" r="0" t="0"/>
-            <wp:docPr descr="sc16" title="" id="72" name="Picture"/>
+            <wp:docPr descr="18" title="" id="73" name="Picture"/>
             <a:graphic>
               <a:graphicData uri="http://schemas.openxmlformats.org/drawingml/2006/picture">
                 <pic:pic>
                   <pic:nvPicPr>
-                    <pic:cNvPr descr="./image/screen16.jpg" id="73" name="Picture"/>
+                    <pic:cNvPr descr="image/18.png" id="74" name="Picture"/>
                     <pic:cNvPicPr>
                       <a:picLocks noChangeArrowheads="1" noChangeAspect="1"/>
                     </pic:cNvPicPr>
                   </pic:nvPicPr>
                   <pic:blipFill>
-                    <a:blip r:embed="rId71"/>
+                    <a:blip r:embed="rId72"/>
                     <a:stretch>
                       <a:fillRect/>
                     </a:stretch>
@@ -1293,7 +1400,7 @@
                   <pic:spPr bwMode="auto">
                     <a:xfrm>
                       <a:off x="0" y="0"/>
-                      <a:ext cx="5324475" cy="2019300"/>
+                      <a:ext cx="3733800" cy="298704"/>
                     </a:xfrm>
                     <a:prstGeom prst="rect">
                       <a:avLst/>
@@ -1317,7 +1424,7 @@
         <w:pStyle w:val="ImageCaption"/>
       </w:pPr>
       <w:r>
-        <w:t xml:space="preserve">sc16</w:t>
+        <w:t xml:space="preserve">Рис. 18: 18</w:t>
       </w:r>
     </w:p>
     <w:p>
@@ -1325,13 +1432,43 @@
         <w:pStyle w:val="BodyText"/>
       </w:pPr>
       <w:r>
-        <w:t xml:space="preserve">Переходим в него с помощью cd и удаляем файл(package.json) и создаем необходимые каталоги записав в файл COURSE</w:t>
+        <w:t xml:space="preserve">#Работа с группами</w:t>
+      </w:r>
+    </w:p>
+    <w:p>
+      <w:pPr>
+        <w:pStyle w:val="BodyText"/>
+      </w:pPr>
+      <w:r>
+        <w:t xml:space="preserve">Используя usermod для добавления пользователей alice и bob в группу main, а carol, dan, dave и david — в группу third:</w:t>
+      </w:r>
+    </w:p>
+    <w:p>
+      <w:pPr>
+        <w:pStyle w:val="BodyText"/>
+      </w:pPr>
+      <w:r>
+        <w:t xml:space="preserve">Прописав данные команды</w:t>
+      </w:r>
+    </w:p>
+    <w:p>
+      <w:pPr>
+        <w:pStyle w:val="BodyText"/>
+      </w:pPr>
+      <w:r>
+        <w:t xml:space="preserve">sudo usermod -aG main alice</w:t>
       </w:r>
       <w:r>
         <w:t xml:space="preserve"> </w:t>
       </w:r>
       <w:r>
-        <w:t xml:space="preserve">строку echo os-intro и прописываем make prepare для того, чтобы нужные нам каталоги создались</w:t>
+        <w:t xml:space="preserve">sudo usermod -aG main bob</w:t>
+      </w:r>
+      <w:r>
+        <w:t xml:space="preserve"> </w:t>
+      </w:r>
+      <w:r>
+        <w:t xml:space="preserve">sudo usermod -aG third carol</w:t>
       </w:r>
     </w:p>
     <w:p>
@@ -1341,20 +1478,20 @@
       <w:r>
         <w:drawing>
           <wp:inline>
-            <wp:extent cx="5305425" cy="5048250"/>
+            <wp:extent cx="3733800" cy="654377"/>
             <wp:effectExtent b="0" l="0" r="0" t="0"/>
-            <wp:docPr descr="sc17" title="" id="75" name="Picture"/>
+            <wp:docPr descr="19" title="" id="76" name="Picture"/>
             <a:graphic>
               <a:graphicData uri="http://schemas.openxmlformats.org/drawingml/2006/picture">
                 <pic:pic>
                   <pic:nvPicPr>
-                    <pic:cNvPr descr="./image/screen17.jpg" id="76" name="Picture"/>
+                    <pic:cNvPr descr="image/19.png" id="77" name="Picture"/>
                     <pic:cNvPicPr>
                       <a:picLocks noChangeArrowheads="1" noChangeAspect="1"/>
                     </pic:cNvPicPr>
                   </pic:nvPicPr>
                   <pic:blipFill>
-                    <a:blip r:embed="rId74"/>
+                    <a:blip r:embed="rId75"/>
                     <a:stretch>
                       <a:fillRect/>
                     </a:stretch>
@@ -1362,7 +1499,7 @@
                   <pic:spPr bwMode="auto">
                     <a:xfrm>
                       <a:off x="0" y="0"/>
-                      <a:ext cx="5305425" cy="5048250"/>
+                      <a:ext cx="3733800" cy="654377"/>
                     </a:xfrm>
                     <a:prstGeom prst="rect">
                       <a:avLst/>
@@ -1386,7 +1523,7 @@
         <w:pStyle w:val="ImageCaption"/>
       </w:pPr>
       <w:r>
-        <w:t xml:space="preserve">sc17</w:t>
+        <w:t xml:space="preserve">Рис. 19: 19</w:t>
       </w:r>
     </w:p>
     <w:p>
@@ -1394,7 +1531,7 @@
         <w:pStyle w:val="BodyText"/>
       </w:pPr>
       <w:r>
-        <w:t xml:space="preserve">Теперь добавляем нашу папку для отправки</w:t>
+        <w:t xml:space="preserve">Проверяем что пользователь carol правильно был добавлен в группу third</w:t>
       </w:r>
     </w:p>
     <w:p>
@@ -1404,20 +1541,20 @@
       <w:r>
         <w:drawing>
           <wp:inline>
-            <wp:extent cx="3019425" cy="123825"/>
+            <wp:extent cx="3733800" cy="224182"/>
             <wp:effectExtent b="0" l="0" r="0" t="0"/>
-            <wp:docPr descr="sc18" title="" id="78" name="Picture"/>
+            <wp:docPr descr="20" title="" id="79" name="Picture"/>
             <a:graphic>
               <a:graphicData uri="http://schemas.openxmlformats.org/drawingml/2006/picture">
                 <pic:pic>
                   <pic:nvPicPr>
-                    <pic:cNvPr descr="./image/screen18.jpg" id="79" name="Picture"/>
+                    <pic:cNvPr descr="image/20.png" id="80" name="Picture"/>
                     <pic:cNvPicPr>
                       <a:picLocks noChangeArrowheads="1" noChangeAspect="1"/>
                     </pic:cNvPicPr>
                   </pic:nvPicPr>
                   <pic:blipFill>
-                    <a:blip r:embed="rId77"/>
+                    <a:blip r:embed="rId78"/>
                     <a:stretch>
                       <a:fillRect/>
                     </a:stretch>
@@ -1425,7 +1562,7 @@
                   <pic:spPr bwMode="auto">
                     <a:xfrm>
                       <a:off x="0" y="0"/>
-                      <a:ext cx="3019425" cy="123825"/>
+                      <a:ext cx="3733800" cy="224182"/>
                     </a:xfrm>
                     <a:prstGeom prst="rect">
                       <a:avLst/>
@@ -1449,7 +1586,7 @@
         <w:pStyle w:val="ImageCaption"/>
       </w:pPr>
       <w:r>
-        <w:t xml:space="preserve">sc18</w:t>
+        <w:t xml:space="preserve">Рис. 20: 20</w:t>
       </w:r>
     </w:p>
     <w:p>
@@ -1457,7 +1594,7 @@
         <w:pStyle w:val="BodyText"/>
       </w:pPr>
       <w:r>
-        <w:t xml:space="preserve">Делаем коммит в котором указываем что мы сделали структуру курса</w:t>
+        <w:t xml:space="preserve">Проверяем что пользователь bob правильно был добавлен в группу main</w:t>
       </w:r>
     </w:p>
     <w:p>
@@ -1467,20 +1604,20 @@
       <w:r>
         <w:drawing>
           <wp:inline>
-            <wp:extent cx="5314950" cy="1724025"/>
+            <wp:extent cx="3733800" cy="260308"/>
             <wp:effectExtent b="0" l="0" r="0" t="0"/>
-            <wp:docPr descr="sc19" title="" id="81" name="Picture"/>
+            <wp:docPr descr="21" title="" id="82" name="Picture"/>
             <a:graphic>
               <a:graphicData uri="http://schemas.openxmlformats.org/drawingml/2006/picture">
                 <pic:pic>
                   <pic:nvPicPr>
-                    <pic:cNvPr descr="./image/screen19.jpg" id="82" name="Picture"/>
+                    <pic:cNvPr descr="image/21.png" id="83" name="Picture"/>
                     <pic:cNvPicPr>
                       <a:picLocks noChangeArrowheads="1" noChangeAspect="1"/>
                     </pic:cNvPicPr>
                   </pic:nvPicPr>
                   <pic:blipFill>
-                    <a:blip r:embed="rId80"/>
+                    <a:blip r:embed="rId81"/>
                     <a:stretch>
                       <a:fillRect/>
                     </a:stretch>
@@ -1488,7 +1625,7 @@
                   <pic:spPr bwMode="auto">
                     <a:xfrm>
                       <a:off x="0" y="0"/>
-                      <a:ext cx="5314950" cy="1724025"/>
+                      <a:ext cx="3733800" cy="260308"/>
                     </a:xfrm>
                     <a:prstGeom prst="rect">
                       <a:avLst/>
@@ -1512,7 +1649,7 @@
         <w:pStyle w:val="ImageCaption"/>
       </w:pPr>
       <w:r>
-        <w:t xml:space="preserve">sc19</w:t>
+        <w:t xml:space="preserve">Рис. 21: 21</w:t>
       </w:r>
     </w:p>
     <w:p>
@@ -1520,7 +1657,7 @@
         <w:pStyle w:val="BodyText"/>
       </w:pPr>
       <w:r>
-        <w:t xml:space="preserve">И отправляем файлы на Github с помощью команды push</w:t>
+        <w:t xml:space="preserve">Проверяем что пользователь alice правильно была добавлена в группу main</w:t>
       </w:r>
     </w:p>
     <w:p>
@@ -1530,20 +1667,20 @@
       <w:r>
         <w:drawing>
           <wp:inline>
-            <wp:extent cx="4400550" cy="1657350"/>
+            <wp:extent cx="3733800" cy="218855"/>
             <wp:effectExtent b="0" l="0" r="0" t="0"/>
-            <wp:docPr descr="sc20" title="" id="84" name="Picture"/>
+            <wp:docPr descr="22" title="" id="85" name="Picture"/>
             <a:graphic>
               <a:graphicData uri="http://schemas.openxmlformats.org/drawingml/2006/picture">
                 <pic:pic>
                   <pic:nvPicPr>
-                    <pic:cNvPr descr="./image/screen20.jpg" id="85" name="Picture"/>
+                    <pic:cNvPr descr="image/22.png" id="86" name="Picture"/>
                     <pic:cNvPicPr>
                       <a:picLocks noChangeArrowheads="1" noChangeAspect="1"/>
                     </pic:cNvPicPr>
                   </pic:nvPicPr>
                   <pic:blipFill>
-                    <a:blip r:embed="rId83"/>
+                    <a:blip r:embed="rId84"/>
                     <a:stretch>
                       <a:fillRect/>
                     </a:stretch>
@@ -1551,7 +1688,7 @@
                   <pic:spPr bwMode="auto">
                     <a:xfrm>
                       <a:off x="0" y="0"/>
-                      <a:ext cx="4400550" cy="1657350"/>
+                      <a:ext cx="3733800" cy="218855"/>
                     </a:xfrm>
                     <a:prstGeom prst="rect">
                       <a:avLst/>
@@ -1575,11 +1712,292 @@
         <w:pStyle w:val="ImageCaption"/>
       </w:pPr>
       <w:r>
-        <w:t xml:space="preserve">sc20</w:t>
-      </w:r>
-    </w:p>
-    <w:bookmarkEnd w:id="86"/>
-    <w:bookmarkStart w:id="87" w:name="выводы"/>
+        <w:t xml:space="preserve">Рис. 22: 22</w:t>
+      </w:r>
+    </w:p>
+    <w:bookmarkEnd w:id="87"/>
+    <w:bookmarkStart w:id="88" w:name="контрольные-вопросы"/>
+    <w:p>
+      <w:pPr>
+        <w:pStyle w:val="Heading1"/>
+      </w:pPr>
+      <w:r>
+        <w:rPr>
+          <w:rStyle w:val="SectionNumber"/>
+        </w:rPr>
+        <w:t xml:space="preserve">3</w:t>
+      </w:r>
+      <w:r>
+        <w:tab/>
+      </w:r>
+      <w:r>
+        <w:t xml:space="preserve">Контрольные вопросы</w:t>
+      </w:r>
+    </w:p>
+    <w:p>
+      <w:pPr>
+        <w:pStyle w:val="Compact"/>
+        <w:numPr>
+          <w:ilvl w:val="0"/>
+          <w:numId w:val="1005"/>
+        </w:numPr>
+      </w:pPr>
+      <w:r>
+        <w:t xml:space="preserve">При помощи каких команд можно получить информацию о номере (идентификаторе),назначенном пользователю Linux, о группах, в которые включён пользователь?</w:t>
+      </w:r>
+    </w:p>
+    <w:p>
+      <w:pPr>
+        <w:pStyle w:val="FirstParagraph"/>
+      </w:pPr>
+      <w:r>
+        <w:t xml:space="preserve">Ответ - при помощи команды id - показывает uid, gid и группы пользователя, groups показывает список групп, whoami- имя текущего пользователя</w:t>
+      </w:r>
+    </w:p>
+    <w:p>
+      <w:pPr>
+        <w:pStyle w:val="Compact"/>
+        <w:numPr>
+          <w:ilvl w:val="0"/>
+          <w:numId w:val="1006"/>
+        </w:numPr>
+      </w:pPr>
+      <w:r>
+        <w:t xml:space="preserve">Какой UID имеет пользователь root? При помощи какой команды можно узнать UID пользователя? Приведите примеры.</w:t>
+      </w:r>
+    </w:p>
+    <w:p>
+      <w:pPr>
+        <w:pStyle w:val="FirstParagraph"/>
+      </w:pPr>
+      <w:r>
+        <w:t xml:space="preserve">Ответ - у пользователя root всегда 0, с помошью команды id -u</w:t>
+      </w:r>
+      <w:r>
+        <w:t xml:space="preserve"> </w:t>
+      </w:r>
+      <w:r>
+        <w:t xml:space="preserve">“</w:t>
+      </w:r>
+      <w:r>
+        <w:t xml:space="preserve">имя пользователя</w:t>
+      </w:r>
+      <w:r>
+        <w:t xml:space="preserve">”</w:t>
+      </w:r>
+      <w:r>
+        <w:t xml:space="preserve"> </w:t>
+      </w:r>
+      <w:r>
+        <w:t xml:space="preserve">Привер: id -u root</w:t>
+      </w:r>
+    </w:p>
+    <w:p>
+      <w:pPr>
+        <w:pStyle w:val="Compact"/>
+        <w:numPr>
+          <w:ilvl w:val="0"/>
+          <w:numId w:val="1007"/>
+        </w:numPr>
+      </w:pPr>
+      <w:r>
+        <w:t xml:space="preserve">В чём состоит различие между командами su и sudo?</w:t>
+      </w:r>
+    </w:p>
+    <w:p>
+      <w:pPr>
+        <w:pStyle w:val="FirstParagraph"/>
+      </w:pPr>
+      <w:r>
+        <w:t xml:space="preserve">Ответ - su это переключение на другого пользователя с вводом пароля, а sudo это дял выполнения отдельных команд от имени root с вводом своего пароля</w:t>
+      </w:r>
+    </w:p>
+    <w:p>
+      <w:pPr>
+        <w:pStyle w:val="Compact"/>
+        <w:numPr>
+          <w:ilvl w:val="0"/>
+          <w:numId w:val="1008"/>
+        </w:numPr>
+      </w:pPr>
+      <w:r>
+        <w:t xml:space="preserve">В каком конфигурационном файле определяются параметры sudo?</w:t>
+      </w:r>
+    </w:p>
+    <w:p>
+      <w:pPr>
+        <w:pStyle w:val="FirstParagraph"/>
+      </w:pPr>
+      <w:r>
+        <w:t xml:space="preserve">Ответ - конфигурация sudo создается в файле /etc/suddoers</w:t>
+      </w:r>
+    </w:p>
+    <w:p>
+      <w:pPr>
+        <w:pStyle w:val="Compact"/>
+        <w:numPr>
+          <w:ilvl w:val="0"/>
+          <w:numId w:val="1009"/>
+        </w:numPr>
+      </w:pPr>
+      <w:r>
+        <w:t xml:space="preserve">Какую команду следует использовать для безопасного изменения конфигурации sudo?</w:t>
+      </w:r>
+    </w:p>
+    <w:p>
+      <w:pPr>
+        <w:pStyle w:val="FirstParagraph"/>
+      </w:pPr>
+      <w:r>
+        <w:t xml:space="preserve">Ответ - для безоппасного редактирования используют команду visudo</w:t>
+      </w:r>
+    </w:p>
+    <w:p>
+      <w:pPr>
+        <w:pStyle w:val="Compact"/>
+        <w:numPr>
+          <w:ilvl w:val="0"/>
+          <w:numId w:val="1010"/>
+        </w:numPr>
+      </w:pPr>
+      <w:r>
+        <w:t xml:space="preserve">Если вы хотите предоставить пользователю доступ ко всем командам администрирования системы через sudo, членом какой группы он должен быть?</w:t>
+      </w:r>
+    </w:p>
+    <w:p>
+      <w:pPr>
+        <w:pStyle w:val="FirstParagraph"/>
+      </w:pPr>
+      <w:r>
+        <w:t xml:space="preserve">Ответ - чтобы дать пользователю полный доступ ко всем командам через sudo он должен быть членом группы sudo</w:t>
+      </w:r>
+    </w:p>
+    <w:p>
+      <w:pPr>
+        <w:pStyle w:val="Compact"/>
+        <w:numPr>
+          <w:ilvl w:val="0"/>
+          <w:numId w:val="1011"/>
+        </w:numPr>
+      </w:pPr>
+      <w:r>
+        <w:t xml:space="preserve">Какие файлы/каталоги можно использовать для определения параметров, которые будут использоваться при создании учётных записей пользователей? Приведите при-меры настроек.</w:t>
+      </w:r>
+    </w:p>
+    <w:p>
+      <w:pPr>
+        <w:pStyle w:val="FirstParagraph"/>
+      </w:pPr>
+      <w:r>
+        <w:t xml:space="preserve">Ответ 1)/etc/default/useradd -общие параметры по умолчанию Пример HOME =/home 2) /etc/login.defs- параметр для паролей uid/gid Пример PASS_MAX_DAYS 90</w:t>
+      </w:r>
+    </w:p>
+    <w:p>
+      <w:pPr>
+        <w:pStyle w:val="Compact"/>
+        <w:numPr>
+          <w:ilvl w:val="0"/>
+          <w:numId w:val="1012"/>
+        </w:numPr>
+      </w:pPr>
+      <w:r>
+        <w:t xml:space="preserve">Где хранится информация о первичной и дополнительных группах пользователей ОС типа Linux? В отчёте приведите пояснение таких записей для пользователя alice.</w:t>
+      </w:r>
+    </w:p>
+    <w:p>
+      <w:pPr>
+        <w:pStyle w:val="FirstParagraph"/>
+      </w:pPr>
+      <w:r>
+        <w:t xml:space="preserve">Ответ 1) файл /etc/passwd - указывакет uid и первичную группу пользователей 2)файл /etc/group хранит список всех групп и их участников</w:t>
+      </w:r>
+    </w:p>
+    <w:p>
+      <w:pPr>
+        <w:pStyle w:val="BodyText"/>
+      </w:pPr>
+      <w:r>
+        <w:t xml:space="preserve">Пример alice в /etc/passwd вывод будет - alice:x:1001:1001:Alice USer:/home/alice:/bin/bash а при команде /etc/group будет - developers:x:1002:alice,bob</w:t>
+      </w:r>
+    </w:p>
+    <w:p>
+      <w:pPr>
+        <w:pStyle w:val="Compact"/>
+        <w:numPr>
+          <w:ilvl w:val="0"/>
+          <w:numId w:val="1013"/>
+        </w:numPr>
+      </w:pPr>
+      <w:r>
+        <w:t xml:space="preserve">Какие команды вы можете использовать для изменения информации о пароле поль-зователя (например о сроке действия пароля)?</w:t>
+      </w:r>
+    </w:p>
+    <w:p>
+      <w:pPr>
+        <w:pStyle w:val="FirstParagraph"/>
+      </w:pPr>
+      <w:r>
+        <w:t xml:space="preserve">Ответ passwd</w:t>
+      </w:r>
+      <w:r>
+        <w:t xml:space="preserve"> </w:t>
+      </w:r>
+      <w:r>
+        <w:t xml:space="preserve">“</w:t>
+      </w:r>
+      <w:r>
+        <w:t xml:space="preserve">username</w:t>
+      </w:r>
+      <w:r>
+        <w:t xml:space="preserve">”</w:t>
+      </w:r>
+      <w:r>
+        <w:t xml:space="preserve"> </w:t>
+      </w:r>
+      <w:r>
+        <w:t xml:space="preserve">- смена пароля, chage</w:t>
+      </w:r>
+      <w:r>
+        <w:t xml:space="preserve"> </w:t>
+      </w:r>
+      <w:r>
+        <w:t xml:space="preserve">“</w:t>
+      </w:r>
+      <w:r>
+        <w:t xml:space="preserve">username</w:t>
+      </w:r>
+      <w:r>
+        <w:t xml:space="preserve">”</w:t>
+      </w:r>
+      <w:r>
+        <w:t xml:space="preserve"> </w:t>
+      </w:r>
+      <w:r>
+        <w:t xml:space="preserve">управление сроком действия пароля Пример о смене действия пароля chage -M 90 alice</w:t>
+      </w:r>
+    </w:p>
+    <w:p>
+      <w:pPr>
+        <w:pStyle w:val="Compact"/>
+        <w:numPr>
+          <w:ilvl w:val="0"/>
+          <w:numId w:val="1014"/>
+        </w:numPr>
+      </w:pPr>
+      <w:r>
+        <w:t xml:space="preserve">Какую команду следует использовать для прямого изменения информации в файле /etc/group и почему?</w:t>
+      </w:r>
+    </w:p>
+    <w:p>
+      <w:pPr>
+        <w:pStyle w:val="FirstParagraph"/>
+      </w:pPr>
+      <w:r>
+        <w:t xml:space="preserve">Ответ используют visudo для безоппасного редактирования</w:t>
+      </w:r>
+    </w:p>
+    <w:bookmarkEnd w:id="88"/>
+    <w:bookmarkStart w:id="89" w:name="выводы"/>
     <w:p>
       <w:pPr>
         <w:pStyle w:val="Heading1"/>
@@ -1602,10 +2020,10 @@
         <w:pStyle w:val="FirstParagraph"/>
       </w:pPr>
       <w:r>
-        <w:t xml:space="preserve">Я изучил идеологию и применение средств контроля версий и освоил умения по работе с git</w:t>
-      </w:r>
-    </w:p>
-    <w:bookmarkEnd w:id="87"/>
+        <w:t xml:space="preserve">В результате выполнения лабораторной работы я получил опыт работы с учетными записями пользователей и группами пользователей в операционной системе типа Linux</w:t>
+      </w:r>
+    </w:p>
+    <w:bookmarkEnd w:id="89"/>
     <w:sectPr/>
   </w:body>
 </w:document>
@@ -1712,8 +2130,1278 @@
       </w:pPr>
     </w:lvl>
   </w:abstractNum>
+  <w:abstractNum w:abstractNumId="99411">
+    <w:nsid w:val="00A99411"/>
+    <w:multiLevelType w:val="multilevel"/>
+    <w:lvl w:ilvl="0">
+      <w:start w:val="1"/>
+      <w:numFmt w:val="decimal"/>
+      <w:lvlText w:val="%1."/>
+      <w:lvlJc w:val="left"/>
+      <w:pPr>
+        <w:ind w:left="720" w:hanging="480"/>
+      </w:pPr>
+    </w:lvl>
+    <w:lvl w:ilvl="1">
+      <w:start w:val="1"/>
+      <w:numFmt w:val="decimal"/>
+      <w:lvlText w:val="%2."/>
+      <w:lvlJc w:val="left"/>
+      <w:pPr>
+        <w:ind w:left="1440" w:hanging="480"/>
+      </w:pPr>
+    </w:lvl>
+    <w:lvl w:ilvl="2">
+      <w:start w:val="1"/>
+      <w:numFmt w:val="decimal"/>
+      <w:lvlText w:val="%3."/>
+      <w:lvlJc w:val="left"/>
+      <w:pPr>
+        <w:ind w:left="2160" w:hanging="480"/>
+      </w:pPr>
+    </w:lvl>
+    <w:lvl w:ilvl="3">
+      <w:start w:val="1"/>
+      <w:numFmt w:val="decimal"/>
+      <w:lvlText w:val="%4."/>
+      <w:lvlJc w:val="left"/>
+      <w:pPr>
+        <w:ind w:left="2880" w:hanging="480"/>
+      </w:pPr>
+    </w:lvl>
+    <w:lvl w:ilvl="4">
+      <w:start w:val="1"/>
+      <w:numFmt w:val="decimal"/>
+      <w:lvlText w:val="%5."/>
+      <w:lvlJc w:val="left"/>
+      <w:pPr>
+        <w:ind w:left="3600" w:hanging="480"/>
+      </w:pPr>
+    </w:lvl>
+    <w:lvl w:ilvl="5">
+      <w:start w:val="1"/>
+      <w:numFmt w:val="decimal"/>
+      <w:lvlText w:val="%6."/>
+      <w:lvlJc w:val="left"/>
+      <w:pPr>
+        <w:ind w:left="4320" w:hanging="480"/>
+      </w:pPr>
+    </w:lvl>
+    <w:lvl w:ilvl="6">
+      <w:start w:val="1"/>
+      <w:numFmt w:val="decimal"/>
+      <w:lvlText w:val="%7."/>
+      <w:lvlJc w:val="left"/>
+      <w:pPr>
+        <w:ind w:left="5040" w:hanging="480"/>
+      </w:pPr>
+    </w:lvl>
+    <w:lvl w:ilvl="7">
+      <w:start w:val="1"/>
+      <w:numFmt w:val="decimal"/>
+      <w:lvlText w:val="%8."/>
+      <w:lvlJc w:val="left"/>
+      <w:pPr>
+        <w:ind w:left="5760" w:hanging="480"/>
+      </w:pPr>
+    </w:lvl>
+    <w:lvl w:ilvl="8">
+      <w:start w:val="1"/>
+      <w:numFmt w:val="decimal"/>
+      <w:lvlText w:val="%9."/>
+      <w:lvlJc w:val="left"/>
+      <w:pPr>
+        <w:ind w:left="6480" w:hanging="480"/>
+      </w:pPr>
+    </w:lvl>
+  </w:abstractNum>
+  <w:abstractNum w:abstractNumId="99412">
+    <w:nsid w:val="00A99412"/>
+    <w:multiLevelType w:val="multilevel"/>
+    <w:lvl w:ilvl="0">
+      <w:start w:val="2"/>
+      <w:numFmt w:val="decimal"/>
+      <w:lvlText w:val="%1."/>
+      <w:lvlJc w:val="left"/>
+      <w:pPr>
+        <w:ind w:left="720" w:hanging="480"/>
+      </w:pPr>
+    </w:lvl>
+    <w:lvl w:ilvl="1">
+      <w:start w:val="2"/>
+      <w:numFmt w:val="decimal"/>
+      <w:lvlText w:val="%2."/>
+      <w:lvlJc w:val="left"/>
+      <w:pPr>
+        <w:ind w:left="1440" w:hanging="480"/>
+      </w:pPr>
+    </w:lvl>
+    <w:lvl w:ilvl="2">
+      <w:start w:val="2"/>
+      <w:numFmt w:val="decimal"/>
+      <w:lvlText w:val="%3."/>
+      <w:lvlJc w:val="left"/>
+      <w:pPr>
+        <w:ind w:left="2160" w:hanging="480"/>
+      </w:pPr>
+    </w:lvl>
+    <w:lvl w:ilvl="3">
+      <w:start w:val="2"/>
+      <w:numFmt w:val="decimal"/>
+      <w:lvlText w:val="%4."/>
+      <w:lvlJc w:val="left"/>
+      <w:pPr>
+        <w:ind w:left="2880" w:hanging="480"/>
+      </w:pPr>
+    </w:lvl>
+    <w:lvl w:ilvl="4">
+      <w:start w:val="2"/>
+      <w:numFmt w:val="decimal"/>
+      <w:lvlText w:val="%5."/>
+      <w:lvlJc w:val="left"/>
+      <w:pPr>
+        <w:ind w:left="3600" w:hanging="480"/>
+      </w:pPr>
+    </w:lvl>
+    <w:lvl w:ilvl="5">
+      <w:start w:val="2"/>
+      <w:numFmt w:val="decimal"/>
+      <w:lvlText w:val="%6."/>
+      <w:lvlJc w:val="left"/>
+      <w:pPr>
+        <w:ind w:left="4320" w:hanging="480"/>
+      </w:pPr>
+    </w:lvl>
+    <w:lvl w:ilvl="6">
+      <w:start w:val="2"/>
+      <w:numFmt w:val="decimal"/>
+      <w:lvlText w:val="%7."/>
+      <w:lvlJc w:val="left"/>
+      <w:pPr>
+        <w:ind w:left="5040" w:hanging="480"/>
+      </w:pPr>
+    </w:lvl>
+    <w:lvl w:ilvl="7">
+      <w:start w:val="2"/>
+      <w:numFmt w:val="decimal"/>
+      <w:lvlText w:val="%8."/>
+      <w:lvlJc w:val="left"/>
+      <w:pPr>
+        <w:ind w:left="5760" w:hanging="480"/>
+      </w:pPr>
+    </w:lvl>
+    <w:lvl w:ilvl="8">
+      <w:start w:val="2"/>
+      <w:numFmt w:val="decimal"/>
+      <w:lvlText w:val="%9."/>
+      <w:lvlJc w:val="left"/>
+      <w:pPr>
+        <w:ind w:left="6480" w:hanging="480"/>
+      </w:pPr>
+    </w:lvl>
+  </w:abstractNum>
+  <w:abstractNum w:abstractNumId="99413">
+    <w:nsid w:val="00A99413"/>
+    <w:multiLevelType w:val="multilevel"/>
+    <w:lvl w:ilvl="0">
+      <w:start w:val="3"/>
+      <w:numFmt w:val="decimal"/>
+      <w:lvlText w:val="%1."/>
+      <w:lvlJc w:val="left"/>
+      <w:pPr>
+        <w:ind w:left="720" w:hanging="480"/>
+      </w:pPr>
+    </w:lvl>
+    <w:lvl w:ilvl="1">
+      <w:start w:val="3"/>
+      <w:numFmt w:val="decimal"/>
+      <w:lvlText w:val="%2."/>
+      <w:lvlJc w:val="left"/>
+      <w:pPr>
+        <w:ind w:left="1440" w:hanging="480"/>
+      </w:pPr>
+    </w:lvl>
+    <w:lvl w:ilvl="2">
+      <w:start w:val="3"/>
+      <w:numFmt w:val="decimal"/>
+      <w:lvlText w:val="%3."/>
+      <w:lvlJc w:val="left"/>
+      <w:pPr>
+        <w:ind w:left="2160" w:hanging="480"/>
+      </w:pPr>
+    </w:lvl>
+    <w:lvl w:ilvl="3">
+      <w:start w:val="3"/>
+      <w:numFmt w:val="decimal"/>
+      <w:lvlText w:val="%4."/>
+      <w:lvlJc w:val="left"/>
+      <w:pPr>
+        <w:ind w:left="2880" w:hanging="480"/>
+      </w:pPr>
+    </w:lvl>
+    <w:lvl w:ilvl="4">
+      <w:start w:val="3"/>
+      <w:numFmt w:val="decimal"/>
+      <w:lvlText w:val="%5."/>
+      <w:lvlJc w:val="left"/>
+      <w:pPr>
+        <w:ind w:left="3600" w:hanging="480"/>
+      </w:pPr>
+    </w:lvl>
+    <w:lvl w:ilvl="5">
+      <w:start w:val="3"/>
+      <w:numFmt w:val="decimal"/>
+      <w:lvlText w:val="%6."/>
+      <w:lvlJc w:val="left"/>
+      <w:pPr>
+        <w:ind w:left="4320" w:hanging="480"/>
+      </w:pPr>
+    </w:lvl>
+    <w:lvl w:ilvl="6">
+      <w:start w:val="3"/>
+      <w:numFmt w:val="decimal"/>
+      <w:lvlText w:val="%7."/>
+      <w:lvlJc w:val="left"/>
+      <w:pPr>
+        <w:ind w:left="5040" w:hanging="480"/>
+      </w:pPr>
+    </w:lvl>
+    <w:lvl w:ilvl="7">
+      <w:start w:val="3"/>
+      <w:numFmt w:val="decimal"/>
+      <w:lvlText w:val="%8."/>
+      <w:lvlJc w:val="left"/>
+      <w:pPr>
+        <w:ind w:left="5760" w:hanging="480"/>
+      </w:pPr>
+    </w:lvl>
+    <w:lvl w:ilvl="8">
+      <w:start w:val="3"/>
+      <w:numFmt w:val="decimal"/>
+      <w:lvlText w:val="%9."/>
+      <w:lvlJc w:val="left"/>
+      <w:pPr>
+        <w:ind w:left="6480" w:hanging="480"/>
+      </w:pPr>
+    </w:lvl>
+  </w:abstractNum>
+  <w:abstractNum w:abstractNumId="99414">
+    <w:nsid w:val="00A99414"/>
+    <w:multiLevelType w:val="multilevel"/>
+    <w:lvl w:ilvl="0">
+      <w:start w:val="4"/>
+      <w:numFmt w:val="decimal"/>
+      <w:lvlText w:val="%1."/>
+      <w:lvlJc w:val="left"/>
+      <w:pPr>
+        <w:ind w:left="720" w:hanging="480"/>
+      </w:pPr>
+    </w:lvl>
+    <w:lvl w:ilvl="1">
+      <w:start w:val="4"/>
+      <w:numFmt w:val="decimal"/>
+      <w:lvlText w:val="%2."/>
+      <w:lvlJc w:val="left"/>
+      <w:pPr>
+        <w:ind w:left="1440" w:hanging="480"/>
+      </w:pPr>
+    </w:lvl>
+    <w:lvl w:ilvl="2">
+      <w:start w:val="4"/>
+      <w:numFmt w:val="decimal"/>
+      <w:lvlText w:val="%3."/>
+      <w:lvlJc w:val="left"/>
+      <w:pPr>
+        <w:ind w:left="2160" w:hanging="480"/>
+      </w:pPr>
+    </w:lvl>
+    <w:lvl w:ilvl="3">
+      <w:start w:val="4"/>
+      <w:numFmt w:val="decimal"/>
+      <w:lvlText w:val="%4."/>
+      <w:lvlJc w:val="left"/>
+      <w:pPr>
+        <w:ind w:left="2880" w:hanging="480"/>
+      </w:pPr>
+    </w:lvl>
+    <w:lvl w:ilvl="4">
+      <w:start w:val="4"/>
+      <w:numFmt w:val="decimal"/>
+      <w:lvlText w:val="%5."/>
+      <w:lvlJc w:val="left"/>
+      <w:pPr>
+        <w:ind w:left="3600" w:hanging="480"/>
+      </w:pPr>
+    </w:lvl>
+    <w:lvl w:ilvl="5">
+      <w:start w:val="4"/>
+      <w:numFmt w:val="decimal"/>
+      <w:lvlText w:val="%6."/>
+      <w:lvlJc w:val="left"/>
+      <w:pPr>
+        <w:ind w:left="4320" w:hanging="480"/>
+      </w:pPr>
+    </w:lvl>
+    <w:lvl w:ilvl="6">
+      <w:start w:val="4"/>
+      <w:numFmt w:val="decimal"/>
+      <w:lvlText w:val="%7."/>
+      <w:lvlJc w:val="left"/>
+      <w:pPr>
+        <w:ind w:left="5040" w:hanging="480"/>
+      </w:pPr>
+    </w:lvl>
+    <w:lvl w:ilvl="7">
+      <w:start w:val="4"/>
+      <w:numFmt w:val="decimal"/>
+      <w:lvlText w:val="%8."/>
+      <w:lvlJc w:val="left"/>
+      <w:pPr>
+        <w:ind w:left="5760" w:hanging="480"/>
+      </w:pPr>
+    </w:lvl>
+    <w:lvl w:ilvl="8">
+      <w:start w:val="4"/>
+      <w:numFmt w:val="decimal"/>
+      <w:lvlText w:val="%9."/>
+      <w:lvlJc w:val="left"/>
+      <w:pPr>
+        <w:ind w:left="6480" w:hanging="480"/>
+      </w:pPr>
+    </w:lvl>
+  </w:abstractNum>
+  <w:abstractNum w:abstractNumId="99415">
+    <w:nsid w:val="00A99415"/>
+    <w:multiLevelType w:val="multilevel"/>
+    <w:lvl w:ilvl="0">
+      <w:start w:val="5"/>
+      <w:numFmt w:val="decimal"/>
+      <w:lvlText w:val="%1."/>
+      <w:lvlJc w:val="left"/>
+      <w:pPr>
+        <w:ind w:left="720" w:hanging="480"/>
+      </w:pPr>
+    </w:lvl>
+    <w:lvl w:ilvl="1">
+      <w:start w:val="5"/>
+      <w:numFmt w:val="decimal"/>
+      <w:lvlText w:val="%2."/>
+      <w:lvlJc w:val="left"/>
+      <w:pPr>
+        <w:ind w:left="1440" w:hanging="480"/>
+      </w:pPr>
+    </w:lvl>
+    <w:lvl w:ilvl="2">
+      <w:start w:val="5"/>
+      <w:numFmt w:val="decimal"/>
+      <w:lvlText w:val="%3."/>
+      <w:lvlJc w:val="left"/>
+      <w:pPr>
+        <w:ind w:left="2160" w:hanging="480"/>
+      </w:pPr>
+    </w:lvl>
+    <w:lvl w:ilvl="3">
+      <w:start w:val="5"/>
+      <w:numFmt w:val="decimal"/>
+      <w:lvlText w:val="%4."/>
+      <w:lvlJc w:val="left"/>
+      <w:pPr>
+        <w:ind w:left="2880" w:hanging="480"/>
+      </w:pPr>
+    </w:lvl>
+    <w:lvl w:ilvl="4">
+      <w:start w:val="5"/>
+      <w:numFmt w:val="decimal"/>
+      <w:lvlText w:val="%5."/>
+      <w:lvlJc w:val="left"/>
+      <w:pPr>
+        <w:ind w:left="3600" w:hanging="480"/>
+      </w:pPr>
+    </w:lvl>
+    <w:lvl w:ilvl="5">
+      <w:start w:val="5"/>
+      <w:numFmt w:val="decimal"/>
+      <w:lvlText w:val="%6."/>
+      <w:lvlJc w:val="left"/>
+      <w:pPr>
+        <w:ind w:left="4320" w:hanging="480"/>
+      </w:pPr>
+    </w:lvl>
+    <w:lvl w:ilvl="6">
+      <w:start w:val="5"/>
+      <w:numFmt w:val="decimal"/>
+      <w:lvlText w:val="%7."/>
+      <w:lvlJc w:val="left"/>
+      <w:pPr>
+        <w:ind w:left="5040" w:hanging="480"/>
+      </w:pPr>
+    </w:lvl>
+    <w:lvl w:ilvl="7">
+      <w:start w:val="5"/>
+      <w:numFmt w:val="decimal"/>
+      <w:lvlText w:val="%8."/>
+      <w:lvlJc w:val="left"/>
+      <w:pPr>
+        <w:ind w:left="5760" w:hanging="480"/>
+      </w:pPr>
+    </w:lvl>
+    <w:lvl w:ilvl="8">
+      <w:start w:val="5"/>
+      <w:numFmt w:val="decimal"/>
+      <w:lvlText w:val="%9."/>
+      <w:lvlJc w:val="left"/>
+      <w:pPr>
+        <w:ind w:left="6480" w:hanging="480"/>
+      </w:pPr>
+    </w:lvl>
+  </w:abstractNum>
+  <w:abstractNum w:abstractNumId="99416">
+    <w:nsid w:val="00A99416"/>
+    <w:multiLevelType w:val="multilevel"/>
+    <w:lvl w:ilvl="0">
+      <w:start w:val="6"/>
+      <w:numFmt w:val="decimal"/>
+      <w:lvlText w:val="%1."/>
+      <w:lvlJc w:val="left"/>
+      <w:pPr>
+        <w:ind w:left="720" w:hanging="480"/>
+      </w:pPr>
+    </w:lvl>
+    <w:lvl w:ilvl="1">
+      <w:start w:val="6"/>
+      <w:numFmt w:val="decimal"/>
+      <w:lvlText w:val="%2."/>
+      <w:lvlJc w:val="left"/>
+      <w:pPr>
+        <w:ind w:left="1440" w:hanging="480"/>
+      </w:pPr>
+    </w:lvl>
+    <w:lvl w:ilvl="2">
+      <w:start w:val="6"/>
+      <w:numFmt w:val="decimal"/>
+      <w:lvlText w:val="%3."/>
+      <w:lvlJc w:val="left"/>
+      <w:pPr>
+        <w:ind w:left="2160" w:hanging="480"/>
+      </w:pPr>
+    </w:lvl>
+    <w:lvl w:ilvl="3">
+      <w:start w:val="6"/>
+      <w:numFmt w:val="decimal"/>
+      <w:lvlText w:val="%4."/>
+      <w:lvlJc w:val="left"/>
+      <w:pPr>
+        <w:ind w:left="2880" w:hanging="480"/>
+      </w:pPr>
+    </w:lvl>
+    <w:lvl w:ilvl="4">
+      <w:start w:val="6"/>
+      <w:numFmt w:val="decimal"/>
+      <w:lvlText w:val="%5."/>
+      <w:lvlJc w:val="left"/>
+      <w:pPr>
+        <w:ind w:left="3600" w:hanging="480"/>
+      </w:pPr>
+    </w:lvl>
+    <w:lvl w:ilvl="5">
+      <w:start w:val="6"/>
+      <w:numFmt w:val="decimal"/>
+      <w:lvlText w:val="%6."/>
+      <w:lvlJc w:val="left"/>
+      <w:pPr>
+        <w:ind w:left="4320" w:hanging="480"/>
+      </w:pPr>
+    </w:lvl>
+    <w:lvl w:ilvl="6">
+      <w:start w:val="6"/>
+      <w:numFmt w:val="decimal"/>
+      <w:lvlText w:val="%7."/>
+      <w:lvlJc w:val="left"/>
+      <w:pPr>
+        <w:ind w:left="5040" w:hanging="480"/>
+      </w:pPr>
+    </w:lvl>
+    <w:lvl w:ilvl="7">
+      <w:start w:val="6"/>
+      <w:numFmt w:val="decimal"/>
+      <w:lvlText w:val="%8."/>
+      <w:lvlJc w:val="left"/>
+      <w:pPr>
+        <w:ind w:left="5760" w:hanging="480"/>
+      </w:pPr>
+    </w:lvl>
+    <w:lvl w:ilvl="8">
+      <w:start w:val="6"/>
+      <w:numFmt w:val="decimal"/>
+      <w:lvlText w:val="%9."/>
+      <w:lvlJc w:val="left"/>
+      <w:pPr>
+        <w:ind w:left="6480" w:hanging="480"/>
+      </w:pPr>
+    </w:lvl>
+  </w:abstractNum>
+  <w:abstractNum w:abstractNumId="99417">
+    <w:nsid w:val="00A99417"/>
+    <w:multiLevelType w:val="multilevel"/>
+    <w:lvl w:ilvl="0">
+      <w:start w:val="7"/>
+      <w:numFmt w:val="decimal"/>
+      <w:lvlText w:val="%1."/>
+      <w:lvlJc w:val="left"/>
+      <w:pPr>
+        <w:ind w:left="720" w:hanging="480"/>
+      </w:pPr>
+    </w:lvl>
+    <w:lvl w:ilvl="1">
+      <w:start w:val="7"/>
+      <w:numFmt w:val="decimal"/>
+      <w:lvlText w:val="%2."/>
+      <w:lvlJc w:val="left"/>
+      <w:pPr>
+        <w:ind w:left="1440" w:hanging="480"/>
+      </w:pPr>
+    </w:lvl>
+    <w:lvl w:ilvl="2">
+      <w:start w:val="7"/>
+      <w:numFmt w:val="decimal"/>
+      <w:lvlText w:val="%3."/>
+      <w:lvlJc w:val="left"/>
+      <w:pPr>
+        <w:ind w:left="2160" w:hanging="480"/>
+      </w:pPr>
+    </w:lvl>
+    <w:lvl w:ilvl="3">
+      <w:start w:val="7"/>
+      <w:numFmt w:val="decimal"/>
+      <w:lvlText w:val="%4."/>
+      <w:lvlJc w:val="left"/>
+      <w:pPr>
+        <w:ind w:left="2880" w:hanging="480"/>
+      </w:pPr>
+    </w:lvl>
+    <w:lvl w:ilvl="4">
+      <w:start w:val="7"/>
+      <w:numFmt w:val="decimal"/>
+      <w:lvlText w:val="%5."/>
+      <w:lvlJc w:val="left"/>
+      <w:pPr>
+        <w:ind w:left="3600" w:hanging="480"/>
+      </w:pPr>
+    </w:lvl>
+    <w:lvl w:ilvl="5">
+      <w:start w:val="7"/>
+      <w:numFmt w:val="decimal"/>
+      <w:lvlText w:val="%6."/>
+      <w:lvlJc w:val="left"/>
+      <w:pPr>
+        <w:ind w:left="4320" w:hanging="480"/>
+      </w:pPr>
+    </w:lvl>
+    <w:lvl w:ilvl="6">
+      <w:start w:val="7"/>
+      <w:numFmt w:val="decimal"/>
+      <w:lvlText w:val="%7."/>
+      <w:lvlJc w:val="left"/>
+      <w:pPr>
+        <w:ind w:left="5040" w:hanging="480"/>
+      </w:pPr>
+    </w:lvl>
+    <w:lvl w:ilvl="7">
+      <w:start w:val="7"/>
+      <w:numFmt w:val="decimal"/>
+      <w:lvlText w:val="%8."/>
+      <w:lvlJc w:val="left"/>
+      <w:pPr>
+        <w:ind w:left="5760" w:hanging="480"/>
+      </w:pPr>
+    </w:lvl>
+    <w:lvl w:ilvl="8">
+      <w:start w:val="7"/>
+      <w:numFmt w:val="decimal"/>
+      <w:lvlText w:val="%9."/>
+      <w:lvlJc w:val="left"/>
+      <w:pPr>
+        <w:ind w:left="6480" w:hanging="480"/>
+      </w:pPr>
+    </w:lvl>
+  </w:abstractNum>
+  <w:abstractNum w:abstractNumId="99418">
+    <w:nsid w:val="00A99418"/>
+    <w:multiLevelType w:val="multilevel"/>
+    <w:lvl w:ilvl="0">
+      <w:start w:val="8"/>
+      <w:numFmt w:val="decimal"/>
+      <w:lvlText w:val="%1."/>
+      <w:lvlJc w:val="left"/>
+      <w:pPr>
+        <w:ind w:left="720" w:hanging="480"/>
+      </w:pPr>
+    </w:lvl>
+    <w:lvl w:ilvl="1">
+      <w:start w:val="8"/>
+      <w:numFmt w:val="decimal"/>
+      <w:lvlText w:val="%2."/>
+      <w:lvlJc w:val="left"/>
+      <w:pPr>
+        <w:ind w:left="1440" w:hanging="480"/>
+      </w:pPr>
+    </w:lvl>
+    <w:lvl w:ilvl="2">
+      <w:start w:val="8"/>
+      <w:numFmt w:val="decimal"/>
+      <w:lvlText w:val="%3."/>
+      <w:lvlJc w:val="left"/>
+      <w:pPr>
+        <w:ind w:left="2160" w:hanging="480"/>
+      </w:pPr>
+    </w:lvl>
+    <w:lvl w:ilvl="3">
+      <w:start w:val="8"/>
+      <w:numFmt w:val="decimal"/>
+      <w:lvlText w:val="%4."/>
+      <w:lvlJc w:val="left"/>
+      <w:pPr>
+        <w:ind w:left="2880" w:hanging="480"/>
+      </w:pPr>
+    </w:lvl>
+    <w:lvl w:ilvl="4">
+      <w:start w:val="8"/>
+      <w:numFmt w:val="decimal"/>
+      <w:lvlText w:val="%5."/>
+      <w:lvlJc w:val="left"/>
+      <w:pPr>
+        <w:ind w:left="3600" w:hanging="480"/>
+      </w:pPr>
+    </w:lvl>
+    <w:lvl w:ilvl="5">
+      <w:start w:val="8"/>
+      <w:numFmt w:val="decimal"/>
+      <w:lvlText w:val="%6."/>
+      <w:lvlJc w:val="left"/>
+      <w:pPr>
+        <w:ind w:left="4320" w:hanging="480"/>
+      </w:pPr>
+    </w:lvl>
+    <w:lvl w:ilvl="6">
+      <w:start w:val="8"/>
+      <w:numFmt w:val="decimal"/>
+      <w:lvlText w:val="%7."/>
+      <w:lvlJc w:val="left"/>
+      <w:pPr>
+        <w:ind w:left="5040" w:hanging="480"/>
+      </w:pPr>
+    </w:lvl>
+    <w:lvl w:ilvl="7">
+      <w:start w:val="8"/>
+      <w:numFmt w:val="decimal"/>
+      <w:lvlText w:val="%8."/>
+      <w:lvlJc w:val="left"/>
+      <w:pPr>
+        <w:ind w:left="5760" w:hanging="480"/>
+      </w:pPr>
+    </w:lvl>
+    <w:lvl w:ilvl="8">
+      <w:start w:val="8"/>
+      <w:numFmt w:val="decimal"/>
+      <w:lvlText w:val="%9."/>
+      <w:lvlJc w:val="left"/>
+      <w:pPr>
+        <w:ind w:left="6480" w:hanging="480"/>
+      </w:pPr>
+    </w:lvl>
+  </w:abstractNum>
+  <w:abstractNum w:abstractNumId="99419">
+    <w:nsid w:val="00A99419"/>
+    <w:multiLevelType w:val="multilevel"/>
+    <w:lvl w:ilvl="0">
+      <w:start w:val="9"/>
+      <w:numFmt w:val="decimal"/>
+      <w:lvlText w:val="%1."/>
+      <w:lvlJc w:val="left"/>
+      <w:pPr>
+        <w:ind w:left="720" w:hanging="480"/>
+      </w:pPr>
+    </w:lvl>
+    <w:lvl w:ilvl="1">
+      <w:start w:val="9"/>
+      <w:numFmt w:val="decimal"/>
+      <w:lvlText w:val="%2."/>
+      <w:lvlJc w:val="left"/>
+      <w:pPr>
+        <w:ind w:left="1440" w:hanging="480"/>
+      </w:pPr>
+    </w:lvl>
+    <w:lvl w:ilvl="2">
+      <w:start w:val="9"/>
+      <w:numFmt w:val="decimal"/>
+      <w:lvlText w:val="%3."/>
+      <w:lvlJc w:val="left"/>
+      <w:pPr>
+        <w:ind w:left="2160" w:hanging="480"/>
+      </w:pPr>
+    </w:lvl>
+    <w:lvl w:ilvl="3">
+      <w:start w:val="9"/>
+      <w:numFmt w:val="decimal"/>
+      <w:lvlText w:val="%4."/>
+      <w:lvlJc w:val="left"/>
+      <w:pPr>
+        <w:ind w:left="2880" w:hanging="480"/>
+      </w:pPr>
+    </w:lvl>
+    <w:lvl w:ilvl="4">
+      <w:start w:val="9"/>
+      <w:numFmt w:val="decimal"/>
+      <w:lvlText w:val="%5."/>
+      <w:lvlJc w:val="left"/>
+      <w:pPr>
+        <w:ind w:left="3600" w:hanging="480"/>
+      </w:pPr>
+    </w:lvl>
+    <w:lvl w:ilvl="5">
+      <w:start w:val="9"/>
+      <w:numFmt w:val="decimal"/>
+      <w:lvlText w:val="%6."/>
+      <w:lvlJc w:val="left"/>
+      <w:pPr>
+        <w:ind w:left="4320" w:hanging="480"/>
+      </w:pPr>
+    </w:lvl>
+    <w:lvl w:ilvl="6">
+      <w:start w:val="9"/>
+      <w:numFmt w:val="decimal"/>
+      <w:lvlText w:val="%7."/>
+      <w:lvlJc w:val="left"/>
+      <w:pPr>
+        <w:ind w:left="5040" w:hanging="480"/>
+      </w:pPr>
+    </w:lvl>
+    <w:lvl w:ilvl="7">
+      <w:start w:val="9"/>
+      <w:numFmt w:val="decimal"/>
+      <w:lvlText w:val="%8."/>
+      <w:lvlJc w:val="left"/>
+      <w:pPr>
+        <w:ind w:left="5760" w:hanging="480"/>
+      </w:pPr>
+    </w:lvl>
+    <w:lvl w:ilvl="8">
+      <w:start w:val="9"/>
+      <w:numFmt w:val="decimal"/>
+      <w:lvlText w:val="%9."/>
+      <w:lvlJc w:val="left"/>
+      <w:pPr>
+        <w:ind w:left="6480" w:hanging="480"/>
+      </w:pPr>
+    </w:lvl>
+  </w:abstractNum>
+  <w:abstractNum w:abstractNumId="994110">
+    <w:nsid w:val="0A994110"/>
+    <w:multiLevelType w:val="multilevel"/>
+    <w:lvl w:ilvl="0">
+      <w:start w:val="10"/>
+      <w:numFmt w:val="decimal"/>
+      <w:lvlText w:val="%1."/>
+      <w:lvlJc w:val="left"/>
+      <w:pPr>
+        <w:ind w:left="720" w:hanging="480"/>
+      </w:pPr>
+    </w:lvl>
+    <w:lvl w:ilvl="1">
+      <w:start w:val="10"/>
+      <w:numFmt w:val="decimal"/>
+      <w:lvlText w:val="%2."/>
+      <w:lvlJc w:val="left"/>
+      <w:pPr>
+        <w:ind w:left="1440" w:hanging="480"/>
+      </w:pPr>
+    </w:lvl>
+    <w:lvl w:ilvl="2">
+      <w:start w:val="10"/>
+      <w:numFmt w:val="decimal"/>
+      <w:lvlText w:val="%3."/>
+      <w:lvlJc w:val="left"/>
+      <w:pPr>
+        <w:ind w:left="2160" w:hanging="480"/>
+      </w:pPr>
+    </w:lvl>
+    <w:lvl w:ilvl="3">
+      <w:start w:val="10"/>
+      <w:numFmt w:val="decimal"/>
+      <w:lvlText w:val="%4."/>
+      <w:lvlJc w:val="left"/>
+      <w:pPr>
+        <w:ind w:left="2880" w:hanging="480"/>
+      </w:pPr>
+    </w:lvl>
+    <w:lvl w:ilvl="4">
+      <w:start w:val="10"/>
+      <w:numFmt w:val="decimal"/>
+      <w:lvlText w:val="%5."/>
+      <w:lvlJc w:val="left"/>
+      <w:pPr>
+        <w:ind w:left="3600" w:hanging="480"/>
+      </w:pPr>
+    </w:lvl>
+    <w:lvl w:ilvl="5">
+      <w:start w:val="10"/>
+      <w:numFmt w:val="decimal"/>
+      <w:lvlText w:val="%6."/>
+      <w:lvlJc w:val="left"/>
+      <w:pPr>
+        <w:ind w:left="4320" w:hanging="480"/>
+      </w:pPr>
+    </w:lvl>
+    <w:lvl w:ilvl="6">
+      <w:start w:val="10"/>
+      <w:numFmt w:val="decimal"/>
+      <w:lvlText w:val="%7."/>
+      <w:lvlJc w:val="left"/>
+      <w:pPr>
+        <w:ind w:left="5040" w:hanging="480"/>
+      </w:pPr>
+    </w:lvl>
+    <w:lvl w:ilvl="7">
+      <w:start w:val="10"/>
+      <w:numFmt w:val="decimal"/>
+      <w:lvlText w:val="%8."/>
+      <w:lvlJc w:val="left"/>
+      <w:pPr>
+        <w:ind w:left="5760" w:hanging="480"/>
+      </w:pPr>
+    </w:lvl>
+    <w:lvl w:ilvl="8">
+      <w:start w:val="10"/>
+      <w:numFmt w:val="decimal"/>
+      <w:lvlText w:val="%9."/>
+      <w:lvlJc w:val="left"/>
+      <w:pPr>
+        <w:ind w:left="6480" w:hanging="480"/>
+      </w:pPr>
+    </w:lvl>
+  </w:abstractNum>
   <w:num w:numId="1000">
     <w:abstractNumId w:val="990"/>
+  </w:num>
+  <w:num w:numId="1001">
+    <w:abstractNumId w:val="99411"/>
+    <w:lvlOverride w:ilvl="0">
+      <w:startOverride w:val="1"/>
+    </w:lvlOverride>
+    <w:lvlOverride w:ilvl="1">
+      <w:startOverride w:val="1"/>
+    </w:lvlOverride>
+    <w:lvlOverride w:ilvl="2">
+      <w:startOverride w:val="1"/>
+    </w:lvlOverride>
+    <w:lvlOverride w:ilvl="3">
+      <w:startOverride w:val="1"/>
+    </w:lvlOverride>
+    <w:lvlOverride w:ilvl="4">
+      <w:startOverride w:val="1"/>
+    </w:lvlOverride>
+    <w:lvlOverride w:ilvl="5">
+      <w:startOverride w:val="1"/>
+    </w:lvlOverride>
+    <w:lvlOverride w:ilvl="6">
+      <w:startOverride w:val="1"/>
+    </w:lvlOverride>
+    <w:lvlOverride w:ilvl="7">
+      <w:startOverride w:val="1"/>
+    </w:lvlOverride>
+    <w:lvlOverride w:ilvl="8">
+      <w:startOverride w:val="1"/>
+    </w:lvlOverride>
+  </w:num>
+  <w:num w:numId="1002">
+    <w:abstractNumId w:val="99411"/>
+    <w:lvlOverride w:ilvl="0">
+      <w:startOverride w:val="1"/>
+    </w:lvlOverride>
+    <w:lvlOverride w:ilvl="1">
+      <w:startOverride w:val="1"/>
+    </w:lvlOverride>
+    <w:lvlOverride w:ilvl="2">
+      <w:startOverride w:val="1"/>
+    </w:lvlOverride>
+    <w:lvlOverride w:ilvl="3">
+      <w:startOverride w:val="1"/>
+    </w:lvlOverride>
+    <w:lvlOverride w:ilvl="4">
+      <w:startOverride w:val="1"/>
+    </w:lvlOverride>
+    <w:lvlOverride w:ilvl="5">
+      <w:startOverride w:val="1"/>
+    </w:lvlOverride>
+    <w:lvlOverride w:ilvl="6">
+      <w:startOverride w:val="1"/>
+    </w:lvlOverride>
+    <w:lvlOverride w:ilvl="7">
+      <w:startOverride w:val="1"/>
+    </w:lvlOverride>
+    <w:lvlOverride w:ilvl="8">
+      <w:startOverride w:val="1"/>
+    </w:lvlOverride>
+  </w:num>
+  <w:num w:numId="1003">
+    <w:abstractNumId w:val="99411"/>
+    <w:lvlOverride w:ilvl="0">
+      <w:startOverride w:val="1"/>
+    </w:lvlOverride>
+    <w:lvlOverride w:ilvl="1">
+      <w:startOverride w:val="1"/>
+    </w:lvlOverride>
+    <w:lvlOverride w:ilvl="2">
+      <w:startOverride w:val="1"/>
+    </w:lvlOverride>
+    <w:lvlOverride w:ilvl="3">
+      <w:startOverride w:val="1"/>
+    </w:lvlOverride>
+    <w:lvlOverride w:ilvl="4">
+      <w:startOverride w:val="1"/>
+    </w:lvlOverride>
+    <w:lvlOverride w:ilvl="5">
+      <w:startOverride w:val="1"/>
+    </w:lvlOverride>
+    <w:lvlOverride w:ilvl="6">
+      <w:startOverride w:val="1"/>
+    </w:lvlOverride>
+    <w:lvlOverride w:ilvl="7">
+      <w:startOverride w:val="1"/>
+    </w:lvlOverride>
+    <w:lvlOverride w:ilvl="8">
+      <w:startOverride w:val="1"/>
+    </w:lvlOverride>
+  </w:num>
+  <w:num w:numId="1004">
+    <w:abstractNumId w:val="99411"/>
+    <w:lvlOverride w:ilvl="0">
+      <w:startOverride w:val="1"/>
+    </w:lvlOverride>
+    <w:lvlOverride w:ilvl="1">
+      <w:startOverride w:val="1"/>
+    </w:lvlOverride>
+    <w:lvlOverride w:ilvl="2">
+      <w:startOverride w:val="1"/>
+    </w:lvlOverride>
+    <w:lvlOverride w:ilvl="3">
+      <w:startOverride w:val="1"/>
+    </w:lvlOverride>
+    <w:lvlOverride w:ilvl="4">
+      <w:startOverride w:val="1"/>
+    </w:lvlOverride>
+    <w:lvlOverride w:ilvl="5">
+      <w:startOverride w:val="1"/>
+    </w:lvlOverride>
+    <w:lvlOverride w:ilvl="6">
+      <w:startOverride w:val="1"/>
+    </w:lvlOverride>
+    <w:lvlOverride w:ilvl="7">
+      <w:startOverride w:val="1"/>
+    </w:lvlOverride>
+    <w:lvlOverride w:ilvl="8">
+      <w:startOverride w:val="1"/>
+    </w:lvlOverride>
+  </w:num>
+  <w:num w:numId="1005">
+    <w:abstractNumId w:val="99411"/>
+    <w:lvlOverride w:ilvl="0">
+      <w:startOverride w:val="1"/>
+    </w:lvlOverride>
+    <w:lvlOverride w:ilvl="1">
+      <w:startOverride w:val="1"/>
+    </w:lvlOverride>
+    <w:lvlOverride w:ilvl="2">
+      <w:startOverride w:val="1"/>
+    </w:lvlOverride>
+    <w:lvlOverride w:ilvl="3">
+      <w:startOverride w:val="1"/>
+    </w:lvlOverride>
+    <w:lvlOverride w:ilvl="4">
+      <w:startOverride w:val="1"/>
+    </w:lvlOverride>
+    <w:lvlOverride w:ilvl="5">
+      <w:startOverride w:val="1"/>
+    </w:lvlOverride>
+    <w:lvlOverride w:ilvl="6">
+      <w:startOverride w:val="1"/>
+    </w:lvlOverride>
+    <w:lvlOverride w:ilvl="7">
+      <w:startOverride w:val="1"/>
+    </w:lvlOverride>
+    <w:lvlOverride w:ilvl="8">
+      <w:startOverride w:val="1"/>
+    </w:lvlOverride>
+  </w:num>
+  <w:num w:numId="1006">
+    <w:abstractNumId w:val="99412"/>
+    <w:lvlOverride w:ilvl="0">
+      <w:startOverride w:val="2"/>
+    </w:lvlOverride>
+    <w:lvlOverride w:ilvl="1">
+      <w:startOverride w:val="2"/>
+    </w:lvlOverride>
+    <w:lvlOverride w:ilvl="2">
+      <w:startOverride w:val="2"/>
+    </w:lvlOverride>
+    <w:lvlOverride w:ilvl="3">
+      <w:startOverride w:val="2"/>
+    </w:lvlOverride>
+    <w:lvlOverride w:ilvl="4">
+      <w:startOverride w:val="2"/>
+    </w:lvlOverride>
+    <w:lvlOverride w:ilvl="5">
+      <w:startOverride w:val="2"/>
+    </w:lvlOverride>
+    <w:lvlOverride w:ilvl="6">
+      <w:startOverride w:val="2"/>
+    </w:lvlOverride>
+    <w:lvlOverride w:ilvl="7">
+      <w:startOverride w:val="2"/>
+    </w:lvlOverride>
+    <w:lvlOverride w:ilvl="8">
+      <w:startOverride w:val="2"/>
+    </w:lvlOverride>
+  </w:num>
+  <w:num w:numId="1007">
+    <w:abstractNumId w:val="99413"/>
+    <w:lvlOverride w:ilvl="0">
+      <w:startOverride w:val="3"/>
+    </w:lvlOverride>
+    <w:lvlOverride w:ilvl="1">
+      <w:startOverride w:val="3"/>
+    </w:lvlOverride>
+    <w:lvlOverride w:ilvl="2">
+      <w:startOverride w:val="3"/>
+    </w:lvlOverride>
+    <w:lvlOverride w:ilvl="3">
+      <w:startOverride w:val="3"/>
+    </w:lvlOverride>
+    <w:lvlOverride w:ilvl="4">
+      <w:startOverride w:val="3"/>
+    </w:lvlOverride>
+    <w:lvlOverride w:ilvl="5">
+      <w:startOverride w:val="3"/>
+    </w:lvlOverride>
+    <w:lvlOverride w:ilvl="6">
+      <w:startOverride w:val="3"/>
+    </w:lvlOverride>
+    <w:lvlOverride w:ilvl="7">
+      <w:startOverride w:val="3"/>
+    </w:lvlOverride>
+    <w:lvlOverride w:ilvl="8">
+      <w:startOverride w:val="3"/>
+    </w:lvlOverride>
+  </w:num>
+  <w:num w:numId="1008">
+    <w:abstractNumId w:val="99414"/>
+    <w:lvlOverride w:ilvl="0">
+      <w:startOverride w:val="4"/>
+    </w:lvlOverride>
+    <w:lvlOverride w:ilvl="1">
+      <w:startOverride w:val="4"/>
+    </w:lvlOverride>
+    <w:lvlOverride w:ilvl="2">
+      <w:startOverride w:val="4"/>
+    </w:lvlOverride>
+    <w:lvlOverride w:ilvl="3">
+      <w:startOverride w:val="4"/>
+    </w:lvlOverride>
+    <w:lvlOverride w:ilvl="4">
+      <w:startOverride w:val="4"/>
+    </w:lvlOverride>
+    <w:lvlOverride w:ilvl="5">
+      <w:startOverride w:val="4"/>
+    </w:lvlOverride>
+    <w:lvlOverride w:ilvl="6">
+      <w:startOverride w:val="4"/>
+    </w:lvlOverride>
+    <w:lvlOverride w:ilvl="7">
+      <w:startOverride w:val="4"/>
+    </w:lvlOverride>
+    <w:lvlOverride w:ilvl="8">
+      <w:startOverride w:val="4"/>
+    </w:lvlOverride>
+  </w:num>
+  <w:num w:numId="1009">
+    <w:abstractNumId w:val="99415"/>
+    <w:lvlOverride w:ilvl="0">
+      <w:startOverride w:val="5"/>
+    </w:lvlOverride>
+    <w:lvlOverride w:ilvl="1">
+      <w:startOverride w:val="5"/>
+    </w:lvlOverride>
+    <w:lvlOverride w:ilvl="2">
+      <w:startOverride w:val="5"/>
+    </w:lvlOverride>
+    <w:lvlOverride w:ilvl="3">
+      <w:startOverride w:val="5"/>
+    </w:lvlOverride>
+    <w:lvlOverride w:ilvl="4">
+      <w:startOverride w:val="5"/>
+    </w:lvlOverride>
+    <w:lvlOverride w:ilvl="5">
+      <w:startOverride w:val="5"/>
+    </w:lvlOverride>
+    <w:lvlOverride w:ilvl="6">
+      <w:startOverride w:val="5"/>
+    </w:lvlOverride>
+    <w:lvlOverride w:ilvl="7">
+      <w:startOverride w:val="5"/>
+    </w:lvlOverride>
+    <w:lvlOverride w:ilvl="8">
+      <w:startOverride w:val="5"/>
+    </w:lvlOverride>
+  </w:num>
+  <w:num w:numId="1010">
+    <w:abstractNumId w:val="99416"/>
+    <w:lvlOverride w:ilvl="0">
+      <w:startOverride w:val="6"/>
+    </w:lvlOverride>
+    <w:lvlOverride w:ilvl="1">
+      <w:startOverride w:val="6"/>
+    </w:lvlOverride>
+    <w:lvlOverride w:ilvl="2">
+      <w:startOverride w:val="6"/>
+    </w:lvlOverride>
+    <w:lvlOverride w:ilvl="3">
+      <w:startOverride w:val="6"/>
+    </w:lvlOverride>
+    <w:lvlOverride w:ilvl="4">
+      <w:startOverride w:val="6"/>
+    </w:lvlOverride>
+    <w:lvlOverride w:ilvl="5">
+      <w:startOverride w:val="6"/>
+    </w:lvlOverride>
+    <w:lvlOverride w:ilvl="6">
+      <w:startOverride w:val="6"/>
+    </w:lvlOverride>
+    <w:lvlOverride w:ilvl="7">
+      <w:startOverride w:val="6"/>
+    </w:lvlOverride>
+    <w:lvlOverride w:ilvl="8">
+      <w:startOverride w:val="6"/>
+    </w:lvlOverride>
+  </w:num>
+  <w:num w:numId="1011">
+    <w:abstractNumId w:val="99417"/>
+    <w:lvlOverride w:ilvl="0">
+      <w:startOverride w:val="7"/>
+    </w:lvlOverride>
+    <w:lvlOverride w:ilvl="1">
+      <w:startOverride w:val="7"/>
+    </w:lvlOverride>
+    <w:lvlOverride w:ilvl="2">
+      <w:startOverride w:val="7"/>
+    </w:lvlOverride>
+    <w:lvlOverride w:ilvl="3">
+      <w:startOverride w:val="7"/>
+    </w:lvlOverride>
+    <w:lvlOverride w:ilvl="4">
+      <w:startOverride w:val="7"/>
+    </w:lvlOverride>
+    <w:lvlOverride w:ilvl="5">
+      <w:startOverride w:val="7"/>
+    </w:lvlOverride>
+    <w:lvlOverride w:ilvl="6">
+      <w:startOverride w:val="7"/>
+    </w:lvlOverride>
+    <w:lvlOverride w:ilvl="7">
+      <w:startOverride w:val="7"/>
+    </w:lvlOverride>
+    <w:lvlOverride w:ilvl="8">
+      <w:startOverride w:val="7"/>
+    </w:lvlOverride>
+  </w:num>
+  <w:num w:numId="1012">
+    <w:abstractNumId w:val="99418"/>
+    <w:lvlOverride w:ilvl="0">
+      <w:startOverride w:val="8"/>
+    </w:lvlOverride>
+    <w:lvlOverride w:ilvl="1">
+      <w:startOverride w:val="8"/>
+    </w:lvlOverride>
+    <w:lvlOverride w:ilvl="2">
+      <w:startOverride w:val="8"/>
+    </w:lvlOverride>
+    <w:lvlOverride w:ilvl="3">
+      <w:startOverride w:val="8"/>
+    </w:lvlOverride>
+    <w:lvlOverride w:ilvl="4">
+      <w:startOverride w:val="8"/>
+    </w:lvlOverride>
+    <w:lvlOverride w:ilvl="5">
+      <w:startOverride w:val="8"/>
+    </w:lvlOverride>
+    <w:lvlOverride w:ilvl="6">
+      <w:startOverride w:val="8"/>
+    </w:lvlOverride>
+    <w:lvlOverride w:ilvl="7">
+      <w:startOverride w:val="8"/>
+    </w:lvlOverride>
+    <w:lvlOverride w:ilvl="8">
+      <w:startOverride w:val="8"/>
+    </w:lvlOverride>
+  </w:num>
+  <w:num w:numId="1013">
+    <w:abstractNumId w:val="99419"/>
+    <w:lvlOverride w:ilvl="0">
+      <w:startOverride w:val="9"/>
+    </w:lvlOverride>
+    <w:lvlOverride w:ilvl="1">
+      <w:startOverride w:val="9"/>
+    </w:lvlOverride>
+    <w:lvlOverride w:ilvl="2">
+      <w:startOverride w:val="9"/>
+    </w:lvlOverride>
+    <w:lvlOverride w:ilvl="3">
+      <w:startOverride w:val="9"/>
+    </w:lvlOverride>
+    <w:lvlOverride w:ilvl="4">
+      <w:startOverride w:val="9"/>
+    </w:lvlOverride>
+    <w:lvlOverride w:ilvl="5">
+      <w:startOverride w:val="9"/>
+    </w:lvlOverride>
+    <w:lvlOverride w:ilvl="6">
+      <w:startOverride w:val="9"/>
+    </w:lvlOverride>
+    <w:lvlOverride w:ilvl="7">
+      <w:startOverride w:val="9"/>
+    </w:lvlOverride>
+    <w:lvlOverride w:ilvl="8">
+      <w:startOverride w:val="9"/>
+    </w:lvlOverride>
+  </w:num>
+  <w:num w:numId="1014">
+    <w:abstractNumId w:val="994110"/>
+    <w:lvlOverride w:ilvl="0">
+      <w:startOverride w:val="10"/>
+    </w:lvlOverride>
+    <w:lvlOverride w:ilvl="1">
+      <w:startOverride w:val="10"/>
+    </w:lvlOverride>
+    <w:lvlOverride w:ilvl="2">
+      <w:startOverride w:val="10"/>
+    </w:lvlOverride>
+    <w:lvlOverride w:ilvl="3">
+      <w:startOverride w:val="10"/>
+    </w:lvlOverride>
+    <w:lvlOverride w:ilvl="4">
+      <w:startOverride w:val="10"/>
+    </w:lvlOverride>
+    <w:lvlOverride w:ilvl="5">
+      <w:startOverride w:val="10"/>
+    </w:lvlOverride>
+    <w:lvlOverride w:ilvl="6">
+      <w:startOverride w:val="10"/>
+    </w:lvlOverride>
+    <w:lvlOverride w:ilvl="7">
+      <w:startOverride w:val="10"/>
+    </w:lvlOverride>
+    <w:lvlOverride w:ilvl="8">
+      <w:startOverride w:val="10"/>
+    </w:lvlOverride>
   </w:num>
 </w:numbering>
 </file>
